--- a/20098400_Endpoint_Security_Assessment_Report.docx
+++ b/20098400_Endpoint_Security_Assessment_Report.docx
@@ -40,12 +40,28 @@
         </w:rPr>
         <w:t xml:space="preserve"> </w:t>
       </w:r>
-      <w:r>
-        <w:rPr>
-          <w:lang w:val="en-IN"/>
-        </w:rPr>
-        <w:t>Madhumith Reddy Gadhepally</w:t>
-      </w:r>
+      <w:proofErr w:type="spellStart"/>
+      <w:r>
+        <w:rPr>
+          <w:lang w:val="en-IN"/>
+        </w:rPr>
+        <w:t>Madhumith</w:t>
+      </w:r>
+      <w:proofErr w:type="spellEnd"/>
+      <w:r>
+        <w:rPr>
+          <w:lang w:val="en-IN"/>
+        </w:rPr>
+        <w:t xml:space="preserve"> Reddy </w:t>
+      </w:r>
+      <w:proofErr w:type="spellStart"/>
+      <w:r>
+        <w:rPr>
+          <w:lang w:val="en-IN"/>
+        </w:rPr>
+        <w:t>Gadhepally</w:t>
+      </w:r>
+      <w:proofErr w:type="spellEnd"/>
     </w:p>
     <w:p>
       <w:pPr>
@@ -160,8 +176,16 @@
         <w:rPr>
           <w:lang w:val="en-IN"/>
         </w:rPr>
-        <w:t xml:space="preserve"> Kingsley Ibomo</w:t>
-      </w:r>
+        <w:t xml:space="preserve"> Kingsley </w:t>
+      </w:r>
+      <w:proofErr w:type="spellStart"/>
+      <w:r>
+        <w:rPr>
+          <w:lang w:val="en-IN"/>
+        </w:rPr>
+        <w:t>Ibomo</w:t>
+      </w:r>
+      <w:proofErr w:type="spellEnd"/>
     </w:p>
     <w:p>
       <w:pPr>
@@ -204,6 +228,51 @@
           <w:bCs/>
           <w:lang w:val="en-IN"/>
         </w:rPr>
+        <w:t>Project Repository:</w:t>
+      </w:r>
+      <w:r>
+        <w:rPr>
+          <w:b/>
+          <w:bCs/>
+          <w:lang w:val="en-IN"/>
+        </w:rPr>
+        <w:t xml:space="preserve"> </w:t>
+      </w:r>
+      <w:hyperlink r:id="rId8" w:history="1">
+        <w:r>
+          <w:rPr>
+            <w:rStyle w:val="Hyperlink"/>
+            <w:b/>
+            <w:bCs/>
+            <w:lang w:val="en-IN"/>
+          </w:rPr>
+          <w:t>https://github.com/Madhumith345/endpoint-security-incident-response.git</w:t>
+        </w:r>
+      </w:hyperlink>
+      <w:r>
+        <w:rPr>
+          <w:b/>
+          <w:bCs/>
+          <w:lang w:val="en-IN"/>
+        </w:rPr>
+        <w:t xml:space="preserve"> </w:t>
+      </w:r>
+    </w:p>
+    <w:p>
+      <w:pPr>
+        <w:spacing w:line="240" w:lineRule="auto"/>
+        <w:rPr>
+          <w:b/>
+          <w:bCs/>
+          <w:lang w:val="en-IN"/>
+        </w:rPr>
+      </w:pPr>
+      <w:r>
+        <w:rPr>
+          <w:b/>
+          <w:bCs/>
+          <w:lang w:val="en-IN"/>
+        </w:rPr>
         <w:t>Academic Integrity Statement</w:t>
       </w:r>
     </w:p>
@@ -258,13 +327,49 @@
         <w:rPr>
           <w:lang w:val="en-IN"/>
         </w:rPr>
-        <w:t xml:space="preserve">Oracle VirtualBox was used for creating an isolated laboratory environment, comprising of a Windows 11 endpoint, an Ubuntu Linux endpoint, and a Wazuh Security Information and Event Management (SIEM) server. Endpoints were monitored with Windows Security Logs and Sysmon, PowerShell logging, Linux authentication logs and auditd. </w:t>
-      </w:r>
-      <w:r>
-        <w:rPr>
-          <w:lang w:val="en-IN"/>
-        </w:rPr>
-        <w:t>Wazuh was configured to centralise and analyse events occurring on endpoints.</w:t>
+        <w:t xml:space="preserve">Oracle VirtualBox was used for creating an isolated laboratory environment, comprising of a Windows 11 endpoint, an Ubuntu Linux endpoint, and a </w:t>
+      </w:r>
+      <w:proofErr w:type="spellStart"/>
+      <w:r>
+        <w:rPr>
+          <w:lang w:val="en-IN"/>
+        </w:rPr>
+        <w:t>Wazuh</w:t>
+      </w:r>
+      <w:proofErr w:type="spellEnd"/>
+      <w:r>
+        <w:rPr>
+          <w:lang w:val="en-IN"/>
+        </w:rPr>
+        <w:t xml:space="preserve"> Security Information and Event Management (SIEM) server. Endpoints were monitored with Windows Security Logs and Sysmon, PowerShell logging, Linux authentication logs and </w:t>
+      </w:r>
+      <w:proofErr w:type="spellStart"/>
+      <w:r>
+        <w:rPr>
+          <w:lang w:val="en-IN"/>
+        </w:rPr>
+        <w:t>auditd</w:t>
+      </w:r>
+      <w:proofErr w:type="spellEnd"/>
+      <w:r>
+        <w:rPr>
+          <w:lang w:val="en-IN"/>
+        </w:rPr>
+        <w:t xml:space="preserve">. </w:t>
+      </w:r>
+      <w:proofErr w:type="spellStart"/>
+      <w:r>
+        <w:rPr>
+          <w:lang w:val="en-IN"/>
+        </w:rPr>
+        <w:t>Wazuh</w:t>
+      </w:r>
+      <w:proofErr w:type="spellEnd"/>
+      <w:r>
+        <w:rPr>
+          <w:lang w:val="en-IN"/>
+        </w:rPr>
+        <w:t xml:space="preserve"> was configured to centralise and analyse events occurring on endpoints.</w:t>
       </w:r>
     </w:p>
     <w:p>
@@ -285,7 +390,35 @@
         <w:rPr>
           <w:lang w:val="en-IN"/>
         </w:rPr>
-        <w:t>It was found that the implemented detection rules were able to detect a variety of security related activities such as the creation of user accounts, modifying user accounts, attempts at privilege escalation, authentication failures, and package management activities. Implemented security environment using Docker, with Ollama and TinyLlama model for security analysis and response. Security events were reviewed with the AI component and recommendations made on remediation actions.</w:t>
+        <w:t xml:space="preserve">It was found that the implemented detection rules were able to detect a variety of security related activities such as the creation of user accounts, modifying user accounts, attempts at privilege escalation, authentication failures, and package management activities. Implemented security environment using Docker, with </w:t>
+      </w:r>
+      <w:proofErr w:type="spellStart"/>
+      <w:r>
+        <w:rPr>
+          <w:lang w:val="en-IN"/>
+        </w:rPr>
+        <w:t>Ollama</w:t>
+      </w:r>
+      <w:proofErr w:type="spellEnd"/>
+      <w:r>
+        <w:rPr>
+          <w:lang w:val="en-IN"/>
+        </w:rPr>
+        <w:t xml:space="preserve"> and </w:t>
+      </w:r>
+      <w:proofErr w:type="spellStart"/>
+      <w:r>
+        <w:rPr>
+          <w:lang w:val="en-IN"/>
+        </w:rPr>
+        <w:t>TinyLlama</w:t>
+      </w:r>
+      <w:proofErr w:type="spellEnd"/>
+      <w:r>
+        <w:rPr>
+          <w:lang w:val="en-IN"/>
+        </w:rPr>
+        <w:t xml:space="preserve"> model for security analysis and response. Security events were reviewed with the AI component and recommendations made on remediation actions.</w:t>
       </w:r>
     </w:p>
     <w:p>
@@ -301,21 +434,6 @@
           <w:lang w:val="en-IN"/>
         </w:rPr>
         <w:t>Testing was conducted on two remediation scenarios. The first involved disabling a suspicious user account on the Windows endpoint, the second removing an unauthorised user account from the Linux endpoint. These actions were confirmed to be used to make sure that the required security measures were applied successfully.</w:t>
-      </w:r>
-    </w:p>
-    <w:p>
-      <w:pPr>
-        <w:spacing w:line="240" w:lineRule="auto"/>
-        <w:jc w:val="both"/>
-        <w:rPr>
-          <w:lang w:val="en-IN"/>
-        </w:rPr>
-      </w:pPr>
-      <w:r>
-        <w:rPr>
-          <w:lang w:val="en-IN"/>
-        </w:rPr>
-        <w:t xml:space="preserve">The project overall was a good example of how to practically implement endpoint monitoring, detection engineering, and incident response processes. </w:t>
       </w:r>
     </w:p>
     <w:sdt>
@@ -5691,7 +5809,21 @@
         <w:rPr>
           <w:lang w:val="en-IN"/>
         </w:rPr>
-        <w:t>Sysmon enhances the native Windows logging capabilities by adding detailed process creation, network activity, and system event visibility. Likewise, auditd enhances auditing features on Linux systems to track user activities, authentication events, and attempts at privilege escalation (Microsoft 2024).</w:t>
+        <w:t xml:space="preserve">Sysmon enhances the native Windows logging capabilities by adding detailed process creation, network activity, and system event visibility. Likewise, </w:t>
+      </w:r>
+      <w:proofErr w:type="spellStart"/>
+      <w:r>
+        <w:rPr>
+          <w:lang w:val="en-IN"/>
+        </w:rPr>
+        <w:t>auditd</w:t>
+      </w:r>
+      <w:proofErr w:type="spellEnd"/>
+      <w:r>
+        <w:rPr>
+          <w:lang w:val="en-IN"/>
+        </w:rPr>
+        <w:t xml:space="preserve"> enhances auditing features on Linux systems to track user activities, authentication events, and attempts at privilege escalation (Microsoft 2024).</w:t>
       </w:r>
     </w:p>
     <w:p>
@@ -5706,7 +5838,35 @@
         <w:rPr>
           <w:lang w:val="en-IN"/>
         </w:rPr>
-        <w:t>SIEM systems centralize and correlate logs from various sources to aid detection engineering and incident response. Wazuh integrates endpoint monitoring, threat detection and endpoint alerting, and works on both Windows and Linux systems (Wazuh Inc. 2024).</w:t>
+        <w:t xml:space="preserve">SIEM systems centralize and correlate logs from various sources to aid detection engineering and incident response. </w:t>
+      </w:r>
+      <w:proofErr w:type="spellStart"/>
+      <w:r>
+        <w:rPr>
+          <w:lang w:val="en-IN"/>
+        </w:rPr>
+        <w:t>Wazuh</w:t>
+      </w:r>
+      <w:proofErr w:type="spellEnd"/>
+      <w:r>
+        <w:rPr>
+          <w:lang w:val="en-IN"/>
+        </w:rPr>
+        <w:t xml:space="preserve"> integrates endpoint monitoring, threat detection and endpoint alerting, and works on both Windows and Linux systems (</w:t>
+      </w:r>
+      <w:proofErr w:type="spellStart"/>
+      <w:r>
+        <w:rPr>
+          <w:lang w:val="en-IN"/>
+        </w:rPr>
+        <w:t>Wazuh</w:t>
+      </w:r>
+      <w:proofErr w:type="spellEnd"/>
+      <w:r>
+        <w:rPr>
+          <w:lang w:val="en-IN"/>
+        </w:rPr>
+        <w:t xml:space="preserve"> Inc. 2024).</w:t>
       </w:r>
     </w:p>
     <w:p>
@@ -5779,7 +5939,35 @@
         <w:rPr>
           <w:lang w:val="en-IN"/>
         </w:rPr>
-        <w:t>The key components of monitoring environment were identified based on the literature review: Sysmon, auditd, Wazuh SIEM, MITRE ATT&amp;CK mapping and AI-assisted remediation</w:t>
+        <w:t xml:space="preserve">The key components of monitoring environment were identified based on the literature review: Sysmon, </w:t>
+      </w:r>
+      <w:proofErr w:type="spellStart"/>
+      <w:r>
+        <w:rPr>
+          <w:lang w:val="en-IN"/>
+        </w:rPr>
+        <w:t>auditd</w:t>
+      </w:r>
+      <w:proofErr w:type="spellEnd"/>
+      <w:r>
+        <w:rPr>
+          <w:lang w:val="en-IN"/>
+        </w:rPr>
+        <w:t xml:space="preserve">, </w:t>
+      </w:r>
+      <w:proofErr w:type="spellStart"/>
+      <w:r>
+        <w:rPr>
+          <w:lang w:val="en-IN"/>
+        </w:rPr>
+        <w:t>Wazuh</w:t>
+      </w:r>
+      <w:proofErr w:type="spellEnd"/>
+      <w:r>
+        <w:rPr>
+          <w:lang w:val="en-IN"/>
+        </w:rPr>
+        <w:t xml:space="preserve"> SIEM, MITRE ATT&amp;CK mapping and AI-assisted remediation</w:t>
       </w:r>
       <w:r>
         <w:rPr>
@@ -5929,7 +6117,21 @@
         <w:rPr>
           <w:lang w:val="en-IN"/>
         </w:rPr>
-        <w:t>Common avenues of attack are credential compromise, PowerShell-based execution, creating accounts, privilege escalation via administrative groups, and Linux sudo abuse</w:t>
+        <w:t xml:space="preserve">Common avenues of attack are credential compromise, PowerShell-based execution, creating accounts, privilege escalation via administrative groups, and Linux </w:t>
+      </w:r>
+      <w:proofErr w:type="spellStart"/>
+      <w:r>
+        <w:rPr>
+          <w:lang w:val="en-IN"/>
+        </w:rPr>
+        <w:t>sudo</w:t>
+      </w:r>
+      <w:proofErr w:type="spellEnd"/>
+      <w:r>
+        <w:rPr>
+          <w:lang w:val="en-IN"/>
+        </w:rPr>
+        <w:t xml:space="preserve"> abuse</w:t>
       </w:r>
       <w:r>
         <w:rPr>
@@ -5994,7 +6196,7 @@
                     <pic:cNvPicPr/>
                   </pic:nvPicPr>
                   <pic:blipFill>
-                    <a:blip r:embed="rId8"/>
+                    <a:blip r:embed="rId9"/>
                     <a:stretch>
                       <a:fillRect/>
                     </a:stretch>
@@ -6051,7 +6253,15 @@
         <w:t xml:space="preserve">: </w:t>
       </w:r>
       <w:r>
-        <w:t>Virtualized laboratory environment consisting of a Wazuh server, Windows 11 endpoint, and Ubuntu endpoint.</w:t>
+        <w:t xml:space="preserve">Virtualized laboratory environment consisting of a </w:t>
+      </w:r>
+      <w:proofErr w:type="spellStart"/>
+      <w:r>
+        <w:t>Wazuh</w:t>
+      </w:r>
+      <w:proofErr w:type="spellEnd"/>
+      <w:r>
+        <w:t xml:space="preserve"> server, Windows 11 endpoint, and Ubuntu endpoint.</w:t>
       </w:r>
       <w:bookmarkEnd w:id="15"/>
     </w:p>
@@ -6130,7 +6340,21 @@
         <w:rPr>
           <w:lang w:val="en-IN"/>
         </w:rPr>
-        <w:t>Ubuntu-based Wazuh Server</w:t>
+        <w:t xml:space="preserve">Ubuntu-based </w:t>
+      </w:r>
+      <w:proofErr w:type="spellStart"/>
+      <w:r>
+        <w:rPr>
+          <w:lang w:val="en-IN"/>
+        </w:rPr>
+        <w:t>Wazuh</w:t>
+      </w:r>
+      <w:proofErr w:type="spellEnd"/>
+      <w:r>
+        <w:rPr>
+          <w:lang w:val="en-IN"/>
+        </w:rPr>
+        <w:t xml:space="preserve"> Server</w:t>
       </w:r>
     </w:p>
     <w:p>
@@ -6313,12 +6537,14 @@
           <w:lang w:val="en-IN"/>
         </w:rPr>
       </w:pPr>
+      <w:proofErr w:type="spellStart"/>
       <w:r>
         <w:rPr>
           <w:lang w:val="en-IN"/>
         </w:rPr>
         <w:t>auditd</w:t>
       </w:r>
+      <w:proofErr w:type="spellEnd"/>
     </w:p>
     <w:p>
       <w:pPr>
@@ -6376,7 +6602,7 @@
                     <pic:cNvPicPr/>
                   </pic:nvPicPr>
                   <pic:blipFill>
-                    <a:blip r:embed="rId9"/>
+                    <a:blip r:embed="rId10"/>
                     <a:stretch>
                       <a:fillRect/>
                     </a:stretch>
@@ -6432,8 +6658,13 @@
       <w:r>
         <w:t xml:space="preserve">: </w:t>
       </w:r>
-      <w:r>
-        <w:t>Wazuh Dashboard Successfully Accessed After Server Deployment</w:t>
+      <w:proofErr w:type="spellStart"/>
+      <w:r>
+        <w:t>Wazuh</w:t>
+      </w:r>
+      <w:proofErr w:type="spellEnd"/>
+      <w:r>
+        <w:t xml:space="preserve"> Dashboard Successfully Accessed After Server Deployment</w:t>
       </w:r>
       <w:bookmarkEnd w:id="19"/>
     </w:p>
@@ -6449,7 +6680,49 @@
         <w:rPr>
           <w:lang w:val="en-IN"/>
         </w:rPr>
-        <w:t>The Wazuh agents were installed on both endpoints and set up to send telemetry to the Wazuh Manager. All events are parsed, normalized, indexed, and shown in the Wazuh dashboard</w:t>
+        <w:t xml:space="preserve">The </w:t>
+      </w:r>
+      <w:proofErr w:type="spellStart"/>
+      <w:r>
+        <w:rPr>
+          <w:lang w:val="en-IN"/>
+        </w:rPr>
+        <w:t>Wazuh</w:t>
+      </w:r>
+      <w:proofErr w:type="spellEnd"/>
+      <w:r>
+        <w:rPr>
+          <w:lang w:val="en-IN"/>
+        </w:rPr>
+        <w:t xml:space="preserve"> agents were installed on both endpoints and set up to send telemetry to the </w:t>
+      </w:r>
+      <w:proofErr w:type="spellStart"/>
+      <w:r>
+        <w:rPr>
+          <w:lang w:val="en-IN"/>
+        </w:rPr>
+        <w:t>Wazuh</w:t>
+      </w:r>
+      <w:proofErr w:type="spellEnd"/>
+      <w:r>
+        <w:rPr>
+          <w:lang w:val="en-IN"/>
+        </w:rPr>
+        <w:t xml:space="preserve"> Manager. All events are parsed, normalized, indexed, and shown in the </w:t>
+      </w:r>
+      <w:proofErr w:type="spellStart"/>
+      <w:r>
+        <w:rPr>
+          <w:lang w:val="en-IN"/>
+        </w:rPr>
+        <w:t>Wazuh</w:t>
+      </w:r>
+      <w:proofErr w:type="spellEnd"/>
+      <w:r>
+        <w:rPr>
+          <w:lang w:val="en-IN"/>
+        </w:rPr>
+        <w:t xml:space="preserve"> dashboard</w:t>
       </w:r>
       <w:r>
         <w:rPr>
@@ -6484,7 +6757,7 @@
                     <pic:cNvPicPr/>
                   </pic:nvPicPr>
                   <pic:blipFill>
-                    <a:blip r:embed="rId10"/>
+                    <a:blip r:embed="rId11"/>
                     <a:stretch>
                       <a:fillRect/>
                     </a:stretch>
@@ -6539,7 +6812,15 @@
         <w:t xml:space="preserve">: </w:t>
       </w:r>
       <w:r>
-        <w:t>Windows Endpoint Successfully Registered and Active in Wazuh Dashboard</w:t>
+        <w:t xml:space="preserve">Windows Endpoint Successfully Registered and Active in </w:t>
+      </w:r>
+      <w:proofErr w:type="spellStart"/>
+      <w:r>
+        <w:t>Wazuh</w:t>
+      </w:r>
+      <w:proofErr w:type="spellEnd"/>
+      <w:r>
+        <w:t xml:space="preserve"> Dashboard</w:t>
       </w:r>
       <w:bookmarkEnd w:id="20"/>
     </w:p>
@@ -6706,7 +6987,35 @@
         <w:rPr>
           <w:lang w:val="en-IN"/>
         </w:rPr>
-        <w:t>Docker was taken advantage of at the automation level. TinyLlama was deployed using Ollama and used to give alert analysis and remediation recommendations. Remediation actions were predetermined, allowlisted and auditable.</w:t>
+        <w:t xml:space="preserve">Docker was taken advantage of at the automation level. </w:t>
+      </w:r>
+      <w:proofErr w:type="spellStart"/>
+      <w:r>
+        <w:rPr>
+          <w:lang w:val="en-IN"/>
+        </w:rPr>
+        <w:t>TinyLlama</w:t>
+      </w:r>
+      <w:proofErr w:type="spellEnd"/>
+      <w:r>
+        <w:rPr>
+          <w:lang w:val="en-IN"/>
+        </w:rPr>
+        <w:t xml:space="preserve"> was deployed using </w:t>
+      </w:r>
+      <w:proofErr w:type="spellStart"/>
+      <w:r>
+        <w:rPr>
+          <w:lang w:val="en-IN"/>
+        </w:rPr>
+        <w:t>Ollama</w:t>
+      </w:r>
+      <w:proofErr w:type="spellEnd"/>
+      <w:r>
+        <w:rPr>
+          <w:lang w:val="en-IN"/>
+        </w:rPr>
+        <w:t xml:space="preserve"> and used to give alert analysis and remediation recommendations. Remediation actions were predetermined, allowlisted and auditable.</w:t>
       </w:r>
     </w:p>
     <w:p>
@@ -6731,7 +7040,21 @@
         <w:rPr>
           <w:lang w:val="en-IN"/>
         </w:rPr>
-        <w:t>The telemetry data from each attack simulation was validated inside Wazuh. Alerts for detection, remediation execution and verification activities were documented</w:t>
+        <w:t xml:space="preserve">The telemetry data from each attack simulation was validated inside </w:t>
+      </w:r>
+      <w:proofErr w:type="spellStart"/>
+      <w:r>
+        <w:rPr>
+          <w:lang w:val="en-IN"/>
+        </w:rPr>
+        <w:t>Wazuh</w:t>
+      </w:r>
+      <w:proofErr w:type="spellEnd"/>
+      <w:r>
+        <w:rPr>
+          <w:lang w:val="en-IN"/>
+        </w:rPr>
+        <w:t>. Alerts for detection, remediation execution and verification activities were documented</w:t>
       </w:r>
       <w:r>
         <w:rPr>
@@ -6816,7 +7139,21 @@
         <w:rPr>
           <w:lang w:val="en-IN"/>
         </w:rPr>
-        <w:t>The architecture was composed of Windows and Ubuntu endpoints that sent their telemetry to the Wazuh server. Detection alerts were handled and analysed via the AI security stack for remediation support.</w:t>
+        <w:t xml:space="preserve">The architecture was composed of Windows and Ubuntu endpoints that sent their telemetry to the </w:t>
+      </w:r>
+      <w:proofErr w:type="spellStart"/>
+      <w:r>
+        <w:rPr>
+          <w:lang w:val="en-IN"/>
+        </w:rPr>
+        <w:t>Wazuh</w:t>
+      </w:r>
+      <w:proofErr w:type="spellEnd"/>
+      <w:r>
+        <w:rPr>
+          <w:lang w:val="en-IN"/>
+        </w:rPr>
+        <w:t xml:space="preserve"> server. Detection alerts were handled and analysed via the AI security stack for remediation support.</w:t>
       </w:r>
     </w:p>
     <w:p>
@@ -6896,11 +7233,33 @@
           <w:lang w:val="en-IN"/>
         </w:rPr>
       </w:pPr>
-      <w:r>
-        <w:rPr>
-          <w:lang w:val="en-IN"/>
-        </w:rPr>
-        <w:t>Auditd, authentication logging, sudo monitoring and file integrity monitoring were setup on the Linux endpoint</w:t>
+      <w:proofErr w:type="spellStart"/>
+      <w:r>
+        <w:rPr>
+          <w:lang w:val="en-IN"/>
+        </w:rPr>
+        <w:t>Auditd</w:t>
+      </w:r>
+      <w:proofErr w:type="spellEnd"/>
+      <w:r>
+        <w:rPr>
+          <w:lang w:val="en-IN"/>
+        </w:rPr>
+        <w:t xml:space="preserve">, authentication logging, </w:t>
+      </w:r>
+      <w:proofErr w:type="spellStart"/>
+      <w:r>
+        <w:rPr>
+          <w:lang w:val="en-IN"/>
+        </w:rPr>
+        <w:t>sudo</w:t>
+      </w:r>
+      <w:proofErr w:type="spellEnd"/>
+      <w:r>
+        <w:rPr>
+          <w:lang w:val="en-IN"/>
+        </w:rPr>
+        <w:t xml:space="preserve"> monitoring and file integrity monitoring were setup on the Linux endpoint</w:t>
       </w:r>
       <w:r>
         <w:rPr>
@@ -6935,7 +7294,7 @@
                     <pic:cNvPicPr/>
                   </pic:nvPicPr>
                   <pic:blipFill rotWithShape="1">
-                    <a:blip r:embed="rId11"/>
+                    <a:blip r:embed="rId12"/>
                     <a:srcRect b="10759"/>
                     <a:stretch>
                       <a:fillRect/>
@@ -7025,7 +7384,7 @@
                     <pic:cNvPicPr/>
                   </pic:nvPicPr>
                   <pic:blipFill>
-                    <a:blip r:embed="rId12"/>
+                    <a:blip r:embed="rId13"/>
                     <a:stretch>
                       <a:fillRect/>
                     </a:stretch>
@@ -7079,8 +7438,13 @@
       <w:r>
         <w:t xml:space="preserve">: </w:t>
       </w:r>
-      <w:r>
-        <w:t>Auditd Service Enabled and Running on the Ubuntu Endpoint</w:t>
+      <w:proofErr w:type="spellStart"/>
+      <w:r>
+        <w:t>Auditd</w:t>
+      </w:r>
+      <w:proofErr w:type="spellEnd"/>
+      <w:r>
+        <w:t xml:space="preserve"> Service Enabled and Running on the Ubuntu Endpoint</w:t>
       </w:r>
       <w:bookmarkEnd w:id="29"/>
     </w:p>
@@ -7106,7 +7470,21 @@
         <w:rPr>
           <w:lang w:val="en-IN"/>
         </w:rPr>
-        <w:t>The monitoring of authentication events, the execution of processes, the status of endpoints, and the activities of threat hunting were visible via Wazuh dashboards. Alerts were created using a detection logic that is predefined.</w:t>
+        <w:t xml:space="preserve">The monitoring of authentication events, the execution of processes, the status of endpoints, and the activities of threat hunting were visible via </w:t>
+      </w:r>
+      <w:proofErr w:type="spellStart"/>
+      <w:r>
+        <w:rPr>
+          <w:lang w:val="en-IN"/>
+        </w:rPr>
+        <w:t>Wazuh</w:t>
+      </w:r>
+      <w:proofErr w:type="spellEnd"/>
+      <w:r>
+        <w:rPr>
+          <w:lang w:val="en-IN"/>
+        </w:rPr>
+        <w:t xml:space="preserve"> dashboards. Alerts were created using a detection logic that is predefined.</w:t>
       </w:r>
     </w:p>
     <w:p>
@@ -7132,7 +7510,21 @@
         <w:rPr>
           <w:lang w:val="en-IN"/>
         </w:rPr>
-        <w:t>This Dockerised AI security stack comprised</w:t>
+        <w:t xml:space="preserve">This </w:t>
+      </w:r>
+      <w:proofErr w:type="spellStart"/>
+      <w:r>
+        <w:rPr>
+          <w:lang w:val="en-IN"/>
+        </w:rPr>
+        <w:t>Dockerised</w:t>
+      </w:r>
+      <w:proofErr w:type="spellEnd"/>
+      <w:r>
+        <w:rPr>
+          <w:lang w:val="en-IN"/>
+        </w:rPr>
+        <w:t xml:space="preserve"> AI security stack comprised</w:t>
       </w:r>
       <w:r>
         <w:rPr>
@@ -7153,12 +7545,14 @@
           <w:lang w:val="en-IN"/>
         </w:rPr>
       </w:pPr>
+      <w:proofErr w:type="spellStart"/>
       <w:r>
         <w:rPr>
           <w:lang w:val="en-IN"/>
         </w:rPr>
         <w:t>Ollama</w:t>
       </w:r>
+      <w:proofErr w:type="spellEnd"/>
     </w:p>
     <w:p>
       <w:pPr>
@@ -7172,12 +7566,14 @@
           <w:lang w:val="en-IN"/>
         </w:rPr>
       </w:pPr>
+      <w:proofErr w:type="spellStart"/>
       <w:r>
         <w:rPr>
           <w:lang w:val="en-IN"/>
         </w:rPr>
         <w:t>TinyLlama</w:t>
       </w:r>
+      <w:proofErr w:type="spellEnd"/>
     </w:p>
     <w:p>
       <w:pPr>
@@ -7245,7 +7641,7 @@
                     <pic:cNvPicPr/>
                   </pic:nvPicPr>
                   <pic:blipFill>
-                    <a:blip r:embed="rId13"/>
+                    <a:blip r:embed="rId14"/>
                     <a:stretch>
                       <a:fillRect/>
                     </a:stretch>
@@ -7381,7 +7777,7 @@
                     <pic:cNvPicPr/>
                   </pic:nvPicPr>
                   <pic:blipFill>
-                    <a:blip r:embed="rId14"/>
+                    <a:blip r:embed="rId15"/>
                     <a:stretch>
                       <a:fillRect/>
                     </a:stretch>
@@ -7438,7 +7834,15 @@
         <w:t xml:space="preserve">: </w:t>
       </w:r>
       <w:r>
-        <w:t>Detection of User Account Creation Activity in Wazuh Threat Hunting Dashboard</w:t>
+        <w:t xml:space="preserve">Detection of User Account Creation Activity in </w:t>
+      </w:r>
+      <w:proofErr w:type="spellStart"/>
+      <w:r>
+        <w:t>Wazuh</w:t>
+      </w:r>
+      <w:proofErr w:type="spellEnd"/>
+      <w:r>
+        <w:t xml:space="preserve"> Threat Hunting Dashboard</w:t>
       </w:r>
       <w:bookmarkEnd w:id="36"/>
     </w:p>
@@ -7990,6 +8394,7 @@
                 <w:lang w:val="en-IN"/>
               </w:rPr>
             </w:pPr>
+            <w:proofErr w:type="spellStart"/>
             <w:r>
               <w:rPr>
                 <w:sz w:val="20"/>
@@ -7998,6 +8403,7 @@
               </w:rPr>
               <w:t>auditd</w:t>
             </w:r>
+            <w:proofErr w:type="spellEnd"/>
           </w:p>
         </w:tc>
         <w:tc>
@@ -8040,13 +8446,23 @@
                 <w:lang w:val="en-IN"/>
               </w:rPr>
             </w:pPr>
-            <w:r>
-              <w:rPr>
-                <w:sz w:val="20"/>
-                <w:szCs w:val="20"/>
-                <w:lang w:val="en-IN"/>
-              </w:rPr>
-              <w:t>sudo Execution</w:t>
+            <w:proofErr w:type="spellStart"/>
+            <w:r>
+              <w:rPr>
+                <w:sz w:val="20"/>
+                <w:szCs w:val="20"/>
+                <w:lang w:val="en-IN"/>
+              </w:rPr>
+              <w:t>sudo</w:t>
+            </w:r>
+            <w:proofErr w:type="spellEnd"/>
+            <w:r>
+              <w:rPr>
+                <w:sz w:val="20"/>
+                <w:szCs w:val="20"/>
+                <w:lang w:val="en-IN"/>
+              </w:rPr>
+              <w:t xml:space="preserve"> Execution</w:t>
             </w:r>
           </w:p>
         </w:tc>
@@ -8301,6 +8717,7 @@
                 <w:lang w:val="en-IN"/>
               </w:rPr>
             </w:pPr>
+            <w:proofErr w:type="spellStart"/>
             <w:r>
               <w:rPr>
                 <w:sz w:val="20"/>
@@ -8309,6 +8726,7 @@
               </w:rPr>
               <w:t>auditd</w:t>
             </w:r>
+            <w:proofErr w:type="spellEnd"/>
           </w:p>
         </w:tc>
         <w:tc>
@@ -8793,7 +9211,7 @@
                     <pic:cNvPicPr/>
                   </pic:nvPicPr>
                   <pic:blipFill>
-                    <a:blip r:embed="rId15"/>
+                    <a:blip r:embed="rId16"/>
                     <a:stretch>
                       <a:fillRect/>
                     </a:stretch>
@@ -8876,7 +9294,21 @@
         <w:rPr>
           <w:lang w:val="en-IN"/>
         </w:rPr>
-        <w:t>There were no significant ingestion delays and telemetry delivery remained stable. During the testing period, Wazuh agents-maintained connectivity.</w:t>
+        <w:t xml:space="preserve">There were no significant ingestion delays and telemetry delivery remained stable. During the testing period, </w:t>
+      </w:r>
+      <w:proofErr w:type="spellStart"/>
+      <w:r>
+        <w:rPr>
+          <w:lang w:val="en-IN"/>
+        </w:rPr>
+        <w:t>Wazuh</w:t>
+      </w:r>
+      <w:proofErr w:type="spellEnd"/>
+      <w:r>
+        <w:rPr>
+          <w:lang w:val="en-IN"/>
+        </w:rPr>
+        <w:t xml:space="preserve"> agents-maintained connectivity.</w:t>
       </w:r>
     </w:p>
     <w:p>
@@ -8932,7 +9364,35 @@
         <w:rPr>
           <w:lang w:val="en-IN"/>
         </w:rPr>
-        <w:t>Sysmon provided a big boost in visibility for Windows process execution and PowerShell activity. The auditd was introducing some great Linux auditing features. Wazuh was able to successfully centralise telemetry and facilitate telemetry investigation workflows.</w:t>
+        <w:t xml:space="preserve">Sysmon provided a big boost in visibility for Windows process execution and PowerShell activity. The </w:t>
+      </w:r>
+      <w:proofErr w:type="spellStart"/>
+      <w:r>
+        <w:rPr>
+          <w:lang w:val="en-IN"/>
+        </w:rPr>
+        <w:t>auditd</w:t>
+      </w:r>
+      <w:proofErr w:type="spellEnd"/>
+      <w:r>
+        <w:rPr>
+          <w:lang w:val="en-IN"/>
+        </w:rPr>
+        <w:t xml:space="preserve"> was introducing some great Linux auditing features. </w:t>
+      </w:r>
+      <w:proofErr w:type="spellStart"/>
+      <w:r>
+        <w:rPr>
+          <w:lang w:val="en-IN"/>
+        </w:rPr>
+        <w:t>Wazuh</w:t>
+      </w:r>
+      <w:proofErr w:type="spellEnd"/>
+      <w:r>
+        <w:rPr>
+          <w:lang w:val="en-IN"/>
+        </w:rPr>
+        <w:t xml:space="preserve"> was able to successfully centralise telemetry and facilitate telemetry investigation workflows.</w:t>
       </w:r>
     </w:p>
     <w:p>
@@ -9649,7 +10109,35 @@
         <w:rPr>
           <w:lang w:val="en-IN"/>
         </w:rPr>
-        <w:t>The tools used in this project to create an Endpoint Security monitoring and automated remediation environment were successfully deployed and used: Windows, Linux, Wazuh, Docker and TinyLlama. Endpoints were monitored, analysed and correlated for the identification of representative attacker behaviours. There are five detection use cases and two remediation actions that were successfully demonstrated. In the project, the integration of SIEM capabilities with AI-assisted remediation was demonstrated to enhance visibility, speed up incident response, and bolster the organisation's security posture in a controlled environment.</w:t>
+        <w:t xml:space="preserve">The tools used in this project to create an Endpoint Security monitoring and automated remediation environment were successfully deployed and used: Windows, Linux, </w:t>
+      </w:r>
+      <w:proofErr w:type="spellStart"/>
+      <w:r>
+        <w:rPr>
+          <w:lang w:val="en-IN"/>
+        </w:rPr>
+        <w:t>Wazuh</w:t>
+      </w:r>
+      <w:proofErr w:type="spellEnd"/>
+      <w:r>
+        <w:rPr>
+          <w:lang w:val="en-IN"/>
+        </w:rPr>
+        <w:t xml:space="preserve">, Docker and </w:t>
+      </w:r>
+      <w:proofErr w:type="spellStart"/>
+      <w:r>
+        <w:rPr>
+          <w:lang w:val="en-IN"/>
+        </w:rPr>
+        <w:t>TinyLlama</w:t>
+      </w:r>
+      <w:proofErr w:type="spellEnd"/>
+      <w:r>
+        <w:rPr>
+          <w:lang w:val="en-IN"/>
+        </w:rPr>
+        <w:t>. Endpoints were monitored, analysed and correlated for the identification of representative attacker behaviours. There are five detection use cases and two remediation actions that were successfully demonstrated. In the project, the integration of SIEM capabilities with AI-assisted remediation was demonstrated to enhance visibility, speed up incident response, and bolster the organisation's security posture in a controlled environment.</w:t>
       </w:r>
     </w:p>
     <w:p>
@@ -9690,7 +10178,7 @@
         </w:rPr>
         <w:t xml:space="preserve">, Center for Internet Security, viewed 11 June 2026, </w:t>
       </w:r>
-      <w:hyperlink r:id="rId16" w:history="1">
+      <w:hyperlink r:id="rId17" w:history="1">
         <w:r>
           <w:rPr>
             <w:rStyle w:val="Hyperlink"/>
@@ -9734,7 +10222,7 @@
         </w:rPr>
         <w:t xml:space="preserve">, Docker Inc., viewed 11 June 2026, </w:t>
       </w:r>
-      <w:hyperlink r:id="rId17" w:history="1">
+      <w:hyperlink r:id="rId18" w:history="1">
         <w:r>
           <w:rPr>
             <w:rStyle w:val="Hyperlink"/>
@@ -9770,15 +10258,25 @@
           <w:iCs/>
           <w:lang w:val="en-IN"/>
         </w:rPr>
-        <w:t>Sysmon – Windows Sysinternals</w:t>
-      </w:r>
+        <w:t xml:space="preserve">Sysmon – Windows </w:t>
+      </w:r>
+      <w:proofErr w:type="spellStart"/>
+      <w:r>
+        <w:rPr>
+          <w:i/>
+          <w:iCs/>
+          <w:lang w:val="en-IN"/>
+        </w:rPr>
+        <w:t>Sysinternals</w:t>
+      </w:r>
+      <w:proofErr w:type="spellEnd"/>
       <w:r>
         <w:rPr>
           <w:lang w:val="en-IN"/>
         </w:rPr>
         <w:t xml:space="preserve">, Microsoft Learn, viewed 11 June 2026, </w:t>
       </w:r>
-      <w:hyperlink r:id="rId18" w:history="1">
+      <w:hyperlink r:id="rId19" w:history="1">
         <w:r>
           <w:rPr>
             <w:rStyle w:val="Hyperlink"/>
@@ -9822,7 +10320,7 @@
         </w:rPr>
         <w:t xml:space="preserve">, Microsoft Learn, viewed 11 June 2026, </w:t>
       </w:r>
-      <w:hyperlink r:id="rId19" w:history="1">
+      <w:hyperlink r:id="rId20" w:history="1">
         <w:r>
           <w:rPr>
             <w:rStyle w:val="Hyperlink"/>
@@ -9866,7 +10364,7 @@
         </w:rPr>
         <w:t xml:space="preserve">, MITRE Corporation, viewed 11 June 2026, </w:t>
       </w:r>
-      <w:hyperlink r:id="rId20" w:history="1">
+      <w:hyperlink r:id="rId21" w:history="1">
         <w:r>
           <w:rPr>
             <w:rStyle w:val="Hyperlink"/>
@@ -9910,7 +10408,7 @@
         </w:rPr>
         <w:t xml:space="preserve">, Special Publication 800-61 Revision 2, NIST, Gaithersburg, viewed 11 June 2026, </w:t>
       </w:r>
-      <w:hyperlink r:id="rId21" w:history="1">
+      <w:hyperlink r:id="rId22" w:history="1">
         <w:r>
           <w:rPr>
             <w:rStyle w:val="Hyperlink"/>
@@ -9934,19 +10432,37 @@
           <w:lang w:val="en-IN"/>
         </w:rPr>
       </w:pPr>
-      <w:r>
-        <w:rPr>
-          <w:lang w:val="en-IN"/>
-        </w:rPr>
-        <w:t xml:space="preserve">Ollama 2024, </w:t>
-      </w:r>
+      <w:proofErr w:type="spellStart"/>
+      <w:r>
+        <w:rPr>
+          <w:lang w:val="en-IN"/>
+        </w:rPr>
+        <w:t>Ollama</w:t>
+      </w:r>
+      <w:proofErr w:type="spellEnd"/>
+      <w:r>
+        <w:rPr>
+          <w:lang w:val="en-IN"/>
+        </w:rPr>
+        <w:t xml:space="preserve"> 2024, </w:t>
+      </w:r>
+      <w:proofErr w:type="spellStart"/>
       <w:r>
         <w:rPr>
           <w:i/>
           <w:iCs/>
           <w:lang w:val="en-IN"/>
         </w:rPr>
-        <w:t>Ollama Documentation</w:t>
+        <w:t>Ollama</w:t>
+      </w:r>
+      <w:proofErr w:type="spellEnd"/>
+      <w:r>
+        <w:rPr>
+          <w:i/>
+          <w:iCs/>
+          <w:lang w:val="en-IN"/>
+        </w:rPr>
+        <w:t xml:space="preserve"> Documentation</w:t>
       </w:r>
       <w:r>
         <w:rPr>
@@ -9954,7 +10470,7 @@
         </w:rPr>
         <w:t xml:space="preserve">, Ollama, viewed 11 June 2026, </w:t>
       </w:r>
-      <w:hyperlink r:id="rId22" w:history="1">
+      <w:hyperlink r:id="rId23" w:history="1">
         <w:r>
           <w:rPr>
             <w:rStyle w:val="Hyperlink"/>
@@ -9998,7 +10514,7 @@
         </w:rPr>
         <w:t xml:space="preserve">, Oracle Corporation, viewed 11 June 2026, </w:t>
       </w:r>
-      <w:hyperlink r:id="rId23" w:history="1">
+      <w:hyperlink r:id="rId24" w:history="1">
         <w:r>
           <w:rPr>
             <w:rStyle w:val="Hyperlink"/>
@@ -10022,27 +10538,59 @@
           <w:lang w:val="en-IN"/>
         </w:rPr>
       </w:pPr>
-      <w:r>
-        <w:rPr>
-          <w:lang w:val="en-IN"/>
-        </w:rPr>
-        <w:t xml:space="preserve">Wazuh Inc. 2024, </w:t>
-      </w:r>
+      <w:proofErr w:type="spellStart"/>
+      <w:r>
+        <w:rPr>
+          <w:lang w:val="en-IN"/>
+        </w:rPr>
+        <w:t>Wazuh</w:t>
+      </w:r>
+      <w:proofErr w:type="spellEnd"/>
+      <w:r>
+        <w:rPr>
+          <w:lang w:val="en-IN"/>
+        </w:rPr>
+        <w:t xml:space="preserve"> Inc. 2024, </w:t>
+      </w:r>
+      <w:proofErr w:type="spellStart"/>
       <w:r>
         <w:rPr>
           <w:i/>
           <w:iCs/>
           <w:lang w:val="en-IN"/>
         </w:rPr>
-        <w:t>Wazuh Documentation</w:t>
-      </w:r>
-      <w:r>
-        <w:rPr>
-          <w:lang w:val="en-IN"/>
-        </w:rPr>
-        <w:t xml:space="preserve">, Wazuh Inc., viewed 11 June 2026, </w:t>
-      </w:r>
-      <w:hyperlink r:id="rId24" w:history="1">
+        <w:t>Wazuh</w:t>
+      </w:r>
+      <w:proofErr w:type="spellEnd"/>
+      <w:r>
+        <w:rPr>
+          <w:i/>
+          <w:iCs/>
+          <w:lang w:val="en-IN"/>
+        </w:rPr>
+        <w:t xml:space="preserve"> Documentation</w:t>
+      </w:r>
+      <w:r>
+        <w:rPr>
+          <w:lang w:val="en-IN"/>
+        </w:rPr>
+        <w:t xml:space="preserve">, </w:t>
+      </w:r>
+      <w:proofErr w:type="spellStart"/>
+      <w:r>
+        <w:rPr>
+          <w:lang w:val="en-IN"/>
+        </w:rPr>
+        <w:t>Wazuh</w:t>
+      </w:r>
+      <w:proofErr w:type="spellEnd"/>
+      <w:r>
+        <w:rPr>
+          <w:lang w:val="en-IN"/>
+        </w:rPr>
+        <w:t xml:space="preserve"> Inc., viewed 11 June 2026, </w:t>
+      </w:r>
+      <w:hyperlink r:id="rId25" w:history="1">
         <w:r>
           <w:rPr>
             <w:rStyle w:val="Hyperlink"/>
@@ -10096,7 +10644,7 @@
                     <pic:cNvPicPr/>
                   </pic:nvPicPr>
                   <pic:blipFill>
-                    <a:blip r:embed="rId25">
+                    <a:blip r:embed="rId26">
                       <a:extLst>
                         <a:ext uri="{28A0092B-C50C-407E-A947-70E740481C1C}">
                           <a14:useLocalDpi xmlns:a14="http://schemas.microsoft.com/office/drawing/2010/main" val="0"/>
@@ -10157,7 +10705,23 @@
         <w:t xml:space="preserve">: </w:t>
       </w:r>
       <w:r>
-        <w:t>Lab network architecture showing Windows and Linux endpoints forwarding telemetry to Wazuh SIEM and Dockerized AI remediation stack.</w:t>
+        <w:t xml:space="preserve">Lab network architecture showing Windows and Linux endpoints forwarding telemetry to </w:t>
+      </w:r>
+      <w:proofErr w:type="spellStart"/>
+      <w:r>
+        <w:t>Wazuh</w:t>
+      </w:r>
+      <w:proofErr w:type="spellEnd"/>
+      <w:r>
+        <w:t xml:space="preserve"> SIEM and </w:t>
+      </w:r>
+      <w:proofErr w:type="spellStart"/>
+      <w:r>
+        <w:t>Dockerized</w:t>
+      </w:r>
+      <w:proofErr w:type="spellEnd"/>
+      <w:r>
+        <w:t xml:space="preserve"> AI remediation stack.</w:t>
       </w:r>
       <w:bookmarkEnd w:id="45"/>
     </w:p>
@@ -10351,11 +10915,19 @@
                 <w:lang w:val="en-IN"/>
               </w:rPr>
             </w:pPr>
-            <w:r>
-              <w:rPr>
-                <w:lang w:val="en-IN"/>
-              </w:rPr>
-              <w:t>Wazuh Server</w:t>
+            <w:proofErr w:type="spellStart"/>
+            <w:r>
+              <w:rPr>
+                <w:lang w:val="en-IN"/>
+              </w:rPr>
+              <w:t>Wazuh</w:t>
+            </w:r>
+            <w:proofErr w:type="spellEnd"/>
+            <w:r>
+              <w:rPr>
+                <w:lang w:val="en-IN"/>
+              </w:rPr>
+              <w:t xml:space="preserve"> Server</w:t>
             </w:r>
           </w:p>
         </w:tc>
@@ -10763,7 +11335,7 @@
                     <pic:cNvPicPr/>
                   </pic:nvPicPr>
                   <pic:blipFill>
-                    <a:blip r:embed="rId26"/>
+                    <a:blip r:embed="rId27"/>
                     <a:stretch>
                       <a:fillRect/>
                     </a:stretch>
@@ -10849,7 +11421,7 @@
                     <pic:cNvPicPr/>
                   </pic:nvPicPr>
                   <pic:blipFill>
-                    <a:blip r:embed="rId27"/>
+                    <a:blip r:embed="rId28"/>
                     <a:stretch>
                       <a:fillRect/>
                     </a:stretch>
@@ -10934,7 +11506,7 @@
                     <pic:cNvPicPr/>
                   </pic:nvPicPr>
                   <pic:blipFill>
-                    <a:blip r:embed="rId28"/>
+                    <a:blip r:embed="rId29"/>
                     <a:stretch>
                       <a:fillRect/>
                     </a:stretch>
@@ -10988,8 +11560,13 @@
       <w:r>
         <w:t xml:space="preserve">: </w:t>
       </w:r>
-      <w:r>
-        <w:t>Wazuh Server Network Configuration Showing Assigned IP Address</w:t>
+      <w:proofErr w:type="spellStart"/>
+      <w:r>
+        <w:t>Wazuh</w:t>
+      </w:r>
+      <w:proofErr w:type="spellEnd"/>
+      <w:r>
+        <w:t xml:space="preserve"> Server Network Configuration Showing Assigned IP Address</w:t>
       </w:r>
       <w:bookmarkEnd w:id="49"/>
     </w:p>
@@ -11015,7 +11592,35 @@
         <w:rPr>
           <w:lang w:val="en-IN"/>
         </w:rPr>
-        <w:t>To enhance endpoint visibility and advanced telemetry collection, the Windows 11 endpoint had Sysmon (System Monitor) installed. It was possible to successfully configure and integrate the Sysmon service using the Wazuh agent with the Wazuh SIEM platform. This allowed the monitoring of system activities in detail and facilitated the detection engineering activities carried out during the assessment</w:t>
+        <w:t xml:space="preserve">To enhance endpoint visibility and advanced telemetry collection, the Windows 11 endpoint had Sysmon (System Monitor) installed. It was possible to successfully configure and integrate the Sysmon service using the </w:t>
+      </w:r>
+      <w:proofErr w:type="spellStart"/>
+      <w:r>
+        <w:rPr>
+          <w:lang w:val="en-IN"/>
+        </w:rPr>
+        <w:t>Wazuh</w:t>
+      </w:r>
+      <w:proofErr w:type="spellEnd"/>
+      <w:r>
+        <w:rPr>
+          <w:lang w:val="en-IN"/>
+        </w:rPr>
+        <w:t xml:space="preserve"> agent with the </w:t>
+      </w:r>
+      <w:proofErr w:type="spellStart"/>
+      <w:r>
+        <w:rPr>
+          <w:lang w:val="en-IN"/>
+        </w:rPr>
+        <w:t>Wazuh</w:t>
+      </w:r>
+      <w:proofErr w:type="spellEnd"/>
+      <w:r>
+        <w:rPr>
+          <w:lang w:val="en-IN"/>
+        </w:rPr>
+        <w:t xml:space="preserve"> SIEM platform. This allowed the monitoring of system activities in detail and facilitated the detection engineering activities carried out during the assessment</w:t>
       </w:r>
       <w:r>
         <w:rPr>
@@ -11189,7 +11794,35 @@
           <w:lang w:val="en-IN"/>
         </w:rPr>
         <w:lastRenderedPageBreak/>
-        <w:t>The information gathered by the Sysmon telemetry was applied to the monitoring of suspicious PowerShell activity, process execution events, user account creation and other endpoint events of security interest. All generated events were successfully sent to the Wazuh server to be analyzed and detect threats</w:t>
+        <w:t xml:space="preserve">The information gathered by the Sysmon telemetry was applied to the monitoring of suspicious PowerShell activity, process execution events, user account creation and other endpoint events of security interest. All generated events were successfully sent to the </w:t>
+      </w:r>
+      <w:proofErr w:type="spellStart"/>
+      <w:r>
+        <w:rPr>
+          <w:lang w:val="en-IN"/>
+        </w:rPr>
+        <w:t>Wazuh</w:t>
+      </w:r>
+      <w:proofErr w:type="spellEnd"/>
+      <w:r>
+        <w:rPr>
+          <w:lang w:val="en-IN"/>
+        </w:rPr>
+        <w:t xml:space="preserve"> server to be </w:t>
+      </w:r>
+      <w:proofErr w:type="spellStart"/>
+      <w:r>
+        <w:rPr>
+          <w:lang w:val="en-IN"/>
+        </w:rPr>
+        <w:t>analyzed</w:t>
+      </w:r>
+      <w:proofErr w:type="spellEnd"/>
+      <w:r>
+        <w:rPr>
+          <w:lang w:val="en-IN"/>
+        </w:rPr>
+        <w:t xml:space="preserve"> and detect threats</w:t>
       </w:r>
       <w:r>
         <w:rPr>
@@ -11204,7 +11837,15 @@
       </w:pPr>
       <w:bookmarkStart w:id="51" w:name="_Toc232101665"/>
       <w:r>
-        <w:t>Appendix D – auditd Rule Set</w:t>
+        <w:t xml:space="preserve">Appendix D – </w:t>
+      </w:r>
+      <w:proofErr w:type="spellStart"/>
+      <w:r>
+        <w:t>auditd</w:t>
+      </w:r>
+      <w:proofErr w:type="spellEnd"/>
+      <w:r>
+        <w:t xml:space="preserve"> Rule Set</w:t>
       </w:r>
       <w:bookmarkEnd w:id="51"/>
     </w:p>
@@ -11220,7 +11861,21 @@
         <w:rPr>
           <w:lang w:val="en-IN"/>
         </w:rPr>
-        <w:t>The service auditd (Linux Audit Daemon) has been enabled on the Linux endpoint to give more opportunities for auditing and monitoring security-related events such as authentication, privileges escalation, command execution, and system administration actions</w:t>
+        <w:t xml:space="preserve">The service </w:t>
+      </w:r>
+      <w:proofErr w:type="spellStart"/>
+      <w:r>
+        <w:rPr>
+          <w:lang w:val="en-IN"/>
+        </w:rPr>
+        <w:t>auditd</w:t>
+      </w:r>
+      <w:proofErr w:type="spellEnd"/>
+      <w:r>
+        <w:rPr>
+          <w:lang w:val="en-IN"/>
+        </w:rPr>
+        <w:t xml:space="preserve"> (Linux Audit Daemon) has been enabled on the Linux endpoint to give more opportunities for auditing and monitoring security-related events such as authentication, privileges escalation, command execution, and system administration actions</w:t>
       </w:r>
       <w:r>
         <w:rPr>
@@ -11305,7 +11960,21 @@
         <w:rPr>
           <w:lang w:val="en-IN"/>
         </w:rPr>
-        <w:t>Using sudo to escalate privilege</w:t>
+        <w:t xml:space="preserve">Using </w:t>
+      </w:r>
+      <w:proofErr w:type="spellStart"/>
+      <w:r>
+        <w:rPr>
+          <w:lang w:val="en-IN"/>
+        </w:rPr>
+        <w:t>sudo</w:t>
+      </w:r>
+      <w:proofErr w:type="spellEnd"/>
+      <w:r>
+        <w:rPr>
+          <w:lang w:val="en-IN"/>
+        </w:rPr>
+        <w:t xml:space="preserve"> to escalate privilege</w:t>
       </w:r>
     </w:p>
     <w:p>
@@ -11380,7 +12049,49 @@
         <w:rPr>
           <w:lang w:val="en-IN"/>
         </w:rPr>
-        <w:t>The auditd service was checked to be enabled and running during the assessment. Wazuh SIEM platform succeeded to receive the events generated by auditd and used them for detection engineering, such as the detection of privilege escalation in Linux systems and monitoring login failures</w:t>
+        <w:t xml:space="preserve">The </w:t>
+      </w:r>
+      <w:proofErr w:type="spellStart"/>
+      <w:r>
+        <w:rPr>
+          <w:lang w:val="en-IN"/>
+        </w:rPr>
+        <w:t>auditd</w:t>
+      </w:r>
+      <w:proofErr w:type="spellEnd"/>
+      <w:r>
+        <w:rPr>
+          <w:lang w:val="en-IN"/>
+        </w:rPr>
+        <w:t xml:space="preserve"> service was checked to be enabled and running during the assessment. </w:t>
+      </w:r>
+      <w:proofErr w:type="spellStart"/>
+      <w:r>
+        <w:rPr>
+          <w:lang w:val="en-IN"/>
+        </w:rPr>
+        <w:t>Wazuh</w:t>
+      </w:r>
+      <w:proofErr w:type="spellEnd"/>
+      <w:r>
+        <w:rPr>
+          <w:lang w:val="en-IN"/>
+        </w:rPr>
+        <w:t xml:space="preserve"> SIEM platform succeeded to receive the events generated by </w:t>
+      </w:r>
+      <w:proofErr w:type="spellStart"/>
+      <w:r>
+        <w:rPr>
+          <w:lang w:val="en-IN"/>
+        </w:rPr>
+        <w:t>auditd</w:t>
+      </w:r>
+      <w:proofErr w:type="spellEnd"/>
+      <w:r>
+        <w:rPr>
+          <w:lang w:val="en-IN"/>
+        </w:rPr>
+        <w:t xml:space="preserve"> and used them for detection engineering, such as the detection of privilege escalation in Linux systems and monitoring login failures</w:t>
       </w:r>
       <w:r>
         <w:rPr>
@@ -11415,7 +12126,7 @@
                     <pic:cNvPicPr/>
                   </pic:nvPicPr>
                   <pic:blipFill>
-                    <a:blip r:embed="rId12"/>
+                    <a:blip r:embed="rId13"/>
                     <a:stretch>
                       <a:fillRect/>
                     </a:stretch>
@@ -11469,8 +12180,13 @@
       <w:r>
         <w:t xml:space="preserve">: </w:t>
       </w:r>
-      <w:r>
-        <w:t>auditd Service Enabled and Running on the Ubuntu Endpoint</w:t>
+      <w:proofErr w:type="spellStart"/>
+      <w:r>
+        <w:t>auditd</w:t>
+      </w:r>
+      <w:proofErr w:type="spellEnd"/>
+      <w:r>
+        <w:t xml:space="preserve"> Service Enabled and Running on the Ubuntu Endpoint</w:t>
       </w:r>
       <w:bookmarkEnd w:id="52"/>
     </w:p>
@@ -11496,7 +12212,21 @@
         <w:rPr>
           <w:lang w:val="en-IN"/>
         </w:rPr>
-        <w:t>The Wazuh SIEM platform was configured to monitor endpoint telemetry for both the Windows and Linux systems. During the Assessment, the following Alert Rules and Queries were leveraged for identifying suspicious activities through controlled attack simulations</w:t>
+        <w:t xml:space="preserve">The </w:t>
+      </w:r>
+      <w:proofErr w:type="spellStart"/>
+      <w:r>
+        <w:rPr>
+          <w:lang w:val="en-IN"/>
+        </w:rPr>
+        <w:t>Wazuh</w:t>
+      </w:r>
+      <w:proofErr w:type="spellEnd"/>
+      <w:r>
+        <w:rPr>
+          <w:lang w:val="en-IN"/>
+        </w:rPr>
+        <w:t xml:space="preserve"> SIEM platform was configured to monitor endpoint telemetry for both the Windows and Linux systems. During the Assessment, the following Alert Rules and Queries were leveraged for identifying suspicious activities through controlled attack simulations</w:t>
       </w:r>
       <w:r>
         <w:rPr>
@@ -11637,7 +12367,21 @@
         <w:rPr>
           <w:lang w:val="en-IN"/>
         </w:rPr>
-        <w:t xml:space="preserve"> Alert successfully generated within Wazuh.</w:t>
+        <w:t xml:space="preserve"> Alert successfully generated within </w:t>
+      </w:r>
+      <w:proofErr w:type="spellStart"/>
+      <w:r>
+        <w:rPr>
+          <w:lang w:val="en-IN"/>
+        </w:rPr>
+        <w:t>Wazuh</w:t>
+      </w:r>
+      <w:proofErr w:type="spellEnd"/>
+      <w:r>
+        <w:rPr>
+          <w:lang w:val="en-IN"/>
+        </w:rPr>
+        <w:t>.</w:t>
       </w:r>
     </w:p>
     <w:p>
@@ -11771,7 +12515,21 @@
         <w:rPr>
           <w:lang w:val="en-IN"/>
         </w:rPr>
-        <w:t xml:space="preserve"> Alert successfully generated within Wazuh.</w:t>
+        <w:t xml:space="preserve"> Alert successfully generated within </w:t>
+      </w:r>
+      <w:proofErr w:type="spellStart"/>
+      <w:r>
+        <w:rPr>
+          <w:lang w:val="en-IN"/>
+        </w:rPr>
+        <w:t>Wazuh</w:t>
+      </w:r>
+      <w:proofErr w:type="spellEnd"/>
+      <w:r>
+        <w:rPr>
+          <w:lang w:val="en-IN"/>
+        </w:rPr>
+        <w:t>.</w:t>
       </w:r>
     </w:p>
     <w:p>
@@ -11813,7 +12571,21 @@
         <w:rPr>
           <w:lang w:val="en-IN"/>
         </w:rPr>
-        <w:t xml:space="preserve"> Detection of sudo privilege escalation activity.</w:t>
+        <w:t xml:space="preserve"> Detection of </w:t>
+      </w:r>
+      <w:proofErr w:type="spellStart"/>
+      <w:r>
+        <w:rPr>
+          <w:lang w:val="en-IN"/>
+        </w:rPr>
+        <w:t>sudo</w:t>
+      </w:r>
+      <w:proofErr w:type="spellEnd"/>
+      <w:r>
+        <w:rPr>
+          <w:lang w:val="en-IN"/>
+        </w:rPr>
+        <w:t xml:space="preserve"> privilege escalation activity.</w:t>
       </w:r>
     </w:p>
     <w:p>
@@ -11836,8 +12608,16 @@
         <w:rPr>
           <w:lang w:val="en-IN"/>
         </w:rPr>
-        <w:t xml:space="preserve"> auditd</w:t>
-      </w:r>
+        <w:t xml:space="preserve"> </w:t>
+      </w:r>
+      <w:proofErr w:type="spellStart"/>
+      <w:r>
+        <w:rPr>
+          <w:lang w:val="en-IN"/>
+        </w:rPr>
+        <w:t>auditd</w:t>
+      </w:r>
+      <w:proofErr w:type="spellEnd"/>
     </w:p>
     <w:p>
       <w:pPr>
@@ -11882,7 +12662,21 @@
         <w:rPr>
           <w:lang w:val="en-IN"/>
         </w:rPr>
-        <w:t xml:space="preserve"> Execution of sudo commands.</w:t>
+        <w:t xml:space="preserve"> Execution of </w:t>
+      </w:r>
+      <w:proofErr w:type="spellStart"/>
+      <w:r>
+        <w:rPr>
+          <w:lang w:val="en-IN"/>
+        </w:rPr>
+        <w:t>sudo</w:t>
+      </w:r>
+      <w:proofErr w:type="spellEnd"/>
+      <w:r>
+        <w:rPr>
+          <w:lang w:val="en-IN"/>
+        </w:rPr>
+        <w:t xml:space="preserve"> commands.</w:t>
       </w:r>
     </w:p>
     <w:p>
@@ -11905,7 +12699,21 @@
         <w:rPr>
           <w:lang w:val="en-IN"/>
         </w:rPr>
-        <w:t xml:space="preserve"> Alert successfully generated within Wazuh.</w:t>
+        <w:t xml:space="preserve"> Alert successfully generated within </w:t>
+      </w:r>
+      <w:proofErr w:type="spellStart"/>
+      <w:r>
+        <w:rPr>
+          <w:lang w:val="en-IN"/>
+        </w:rPr>
+        <w:t>Wazuh</w:t>
+      </w:r>
+      <w:proofErr w:type="spellEnd"/>
+      <w:r>
+        <w:rPr>
+          <w:lang w:val="en-IN"/>
+        </w:rPr>
+        <w:t>.</w:t>
       </w:r>
     </w:p>
     <w:p>
@@ -12063,8 +12871,16 @@
         <w:rPr>
           <w:lang w:val="en-IN"/>
         </w:rPr>
-        <w:t>Alert created successfully in Wazuh</w:t>
-      </w:r>
+        <w:t xml:space="preserve">Alert created successfully in </w:t>
+      </w:r>
+      <w:proofErr w:type="spellStart"/>
+      <w:r>
+        <w:rPr>
+          <w:lang w:val="en-IN"/>
+        </w:rPr>
+        <w:t>Wazuh</w:t>
+      </w:r>
+      <w:proofErr w:type="spellEnd"/>
       <w:r>
         <w:rPr>
           <w:lang w:val="en-IN"/>
@@ -12146,8 +12962,16 @@
         <w:rPr>
           <w:lang w:val="en-IN"/>
         </w:rPr>
-        <w:t xml:space="preserve"> auditd</w:t>
-      </w:r>
+        <w:t xml:space="preserve"> </w:t>
+      </w:r>
+      <w:proofErr w:type="spellStart"/>
+      <w:r>
+        <w:rPr>
+          <w:lang w:val="en-IN"/>
+        </w:rPr>
+        <w:t>auditd</w:t>
+      </w:r>
+      <w:proofErr w:type="spellEnd"/>
     </w:p>
     <w:p>
       <w:pPr>
@@ -12233,8 +13057,16 @@
         <w:rPr>
           <w:lang w:val="en-IN"/>
         </w:rPr>
-        <w:t>Alert is successfully created in Wazuh</w:t>
-      </w:r>
+        <w:t xml:space="preserve">Alert is successfully created in </w:t>
+      </w:r>
+      <w:proofErr w:type="spellStart"/>
+      <w:r>
+        <w:rPr>
+          <w:lang w:val="en-IN"/>
+        </w:rPr>
+        <w:t>Wazuh</w:t>
+      </w:r>
+      <w:proofErr w:type="spellEnd"/>
       <w:r>
         <w:rPr>
           <w:lang w:val="en-IN"/>
@@ -12288,7 +13120,7 @@
                           <pic:cNvPicPr/>
                         </pic:nvPicPr>
                         <pic:blipFill>
-                          <a:blip r:embed="rId29"/>
+                          <a:blip r:embed="rId30"/>
                           <a:stretch>
                             <a:fillRect/>
                           </a:stretch>
@@ -12343,7 +13175,7 @@
                           <pic:cNvPicPr/>
                         </pic:nvPicPr>
                         <pic:blipFill>
-                          <a:blip r:embed="rId14"/>
+                          <a:blip r:embed="rId15"/>
                           <a:stretch>
                             <a:fillRect/>
                           </a:stretch>
@@ -12401,7 +13233,15 @@
         <w:t xml:space="preserve">: </w:t>
       </w:r>
       <w:r>
-        <w:t>User Account Creation Attack and Corresponding Wazuh Detection (MITRE ATT&amp;CK T1136)</w:t>
+        <w:t xml:space="preserve">User Account Creation Attack and Corresponding </w:t>
+      </w:r>
+      <w:proofErr w:type="spellStart"/>
+      <w:r>
+        <w:t>Wazuh</w:t>
+      </w:r>
+      <w:proofErr w:type="spellEnd"/>
+      <w:r>
+        <w:t xml:space="preserve"> Detection (MITRE ATT&amp;CK T1136)</w:t>
       </w:r>
       <w:bookmarkEnd w:id="54"/>
     </w:p>
@@ -12452,7 +13292,7 @@
                           <pic:cNvPicPr/>
                         </pic:nvPicPr>
                         <pic:blipFill>
-                          <a:blip r:embed="rId30"/>
+                          <a:blip r:embed="rId31"/>
                           <a:stretch>
                             <a:fillRect/>
                           </a:stretch>
@@ -12507,7 +13347,7 @@
                           <pic:cNvPicPr/>
                         </pic:nvPicPr>
                         <pic:blipFill>
-                          <a:blip r:embed="rId31"/>
+                          <a:blip r:embed="rId32"/>
                           <a:stretch>
                             <a:fillRect/>
                           </a:stretch>
@@ -12565,7 +13405,15 @@
         <w:t xml:space="preserve">: </w:t>
       </w:r>
       <w:r>
-        <w:t>Privilege Escalation Simulation Through Addition of a User to the Local Administrators Group and Corresponding Wazuh Account Modification Detection (MITRE ATT&amp;CK T1098).</w:t>
+        <w:t xml:space="preserve">Privilege Escalation Simulation Through Addition of a User to the Local Administrators Group and Corresponding </w:t>
+      </w:r>
+      <w:proofErr w:type="spellStart"/>
+      <w:r>
+        <w:t>Wazuh</w:t>
+      </w:r>
+      <w:proofErr w:type="spellEnd"/>
+      <w:r>
+        <w:t xml:space="preserve"> Account Modification Detection (MITRE ATT&amp;CK T1098).</w:t>
       </w:r>
       <w:bookmarkEnd w:id="55"/>
     </w:p>
@@ -12615,7 +13463,7 @@
                           <pic:cNvPicPr/>
                         </pic:nvPicPr>
                         <pic:blipFill>
-                          <a:blip r:embed="rId32"/>
+                          <a:blip r:embed="rId33"/>
                           <a:stretch>
                             <a:fillRect/>
                           </a:stretch>
@@ -12670,7 +13518,7 @@
                           <pic:cNvPicPr/>
                         </pic:nvPicPr>
                         <pic:blipFill>
-                          <a:blip r:embed="rId33"/>
+                          <a:blip r:embed="rId34"/>
                           <a:stretch>
                             <a:fillRect/>
                           </a:stretch>
@@ -12725,7 +13573,15 @@
         <w:t xml:space="preserve">: </w:t>
       </w:r>
       <w:r>
-        <w:t>Linux Privilege Escalation Through Successful Sudo-to-Root Execution and Corresponding Wazuh Detection (MITRE ATT&amp;CK T1548)</w:t>
+        <w:t xml:space="preserve">Linux Privilege Escalation Through Successful Sudo-to-Root Execution and Corresponding </w:t>
+      </w:r>
+      <w:proofErr w:type="spellStart"/>
+      <w:r>
+        <w:t>Wazuh</w:t>
+      </w:r>
+      <w:proofErr w:type="spellEnd"/>
+      <w:r>
+        <w:t xml:space="preserve"> Detection (MITRE ATT&amp;CK T1548)</w:t>
       </w:r>
       <w:bookmarkEnd w:id="56"/>
     </w:p>
@@ -12772,7 +13628,7 @@
                           <pic:cNvPicPr/>
                         </pic:nvPicPr>
                         <pic:blipFill>
-                          <a:blip r:embed="rId34"/>
+                          <a:blip r:embed="rId35"/>
                           <a:stretch>
                             <a:fillRect/>
                           </a:stretch>
@@ -12827,7 +13683,7 @@
                           <pic:cNvPicPr/>
                         </pic:nvPicPr>
                         <pic:blipFill>
-                          <a:blip r:embed="rId35"/>
+                          <a:blip r:embed="rId36"/>
                           <a:stretch>
                             <a:fillRect/>
                           </a:stretch>
@@ -12882,7 +13738,15 @@
         <w:t xml:space="preserve">: </w:t>
       </w:r>
       <w:r>
-        <w:t>Failed Linux Privilege Escalation Attempt and Corresponding Wazuh Security Event Detection (MITRE ATT&amp;CK T1110)</w:t>
+        <w:t xml:space="preserve">Failed Linux Privilege Escalation Attempt and Corresponding </w:t>
+      </w:r>
+      <w:proofErr w:type="spellStart"/>
+      <w:r>
+        <w:t>Wazuh</w:t>
+      </w:r>
+      <w:proofErr w:type="spellEnd"/>
+      <w:r>
+        <w:t xml:space="preserve"> Security Event Detection (MITRE ATT&amp;CK T1110)</w:t>
       </w:r>
       <w:bookmarkEnd w:id="57"/>
     </w:p>
@@ -12939,7 +13803,7 @@
                           <pic:cNvPicPr/>
                         </pic:nvPicPr>
                         <pic:blipFill>
-                          <a:blip r:embed="rId36"/>
+                          <a:blip r:embed="rId37"/>
                           <a:stretch>
                             <a:fillRect/>
                           </a:stretch>
@@ -12994,7 +13858,7 @@
                           <pic:cNvPicPr/>
                         </pic:nvPicPr>
                         <pic:blipFill>
-                          <a:blip r:embed="rId37"/>
+                          <a:blip r:embed="rId38"/>
                           <a:stretch>
                             <a:fillRect/>
                           </a:stretch>
@@ -13049,7 +13913,23 @@
         <w:t xml:space="preserve">: </w:t>
       </w:r>
       <w:r>
-        <w:t>Linux Package Management Activity Detection Following Execution of sudo apt update and Corresponding Wazuh Alert Events</w:t>
+        <w:t xml:space="preserve">Linux Package Management Activity Detection Following Execution of </w:t>
+      </w:r>
+      <w:proofErr w:type="spellStart"/>
+      <w:r>
+        <w:t>sudo</w:t>
+      </w:r>
+      <w:proofErr w:type="spellEnd"/>
+      <w:r>
+        <w:t xml:space="preserve"> apt update and Corresponding </w:t>
+      </w:r>
+      <w:proofErr w:type="spellStart"/>
+      <w:r>
+        <w:t>Wazuh</w:t>
+      </w:r>
+      <w:proofErr w:type="spellEnd"/>
+      <w:r>
+        <w:t xml:space="preserve"> Alert Events</w:t>
       </w:r>
       <w:bookmarkEnd w:id="58"/>
     </w:p>
@@ -13089,7 +13969,7 @@
                     <pic:cNvPicPr/>
                   </pic:nvPicPr>
                   <pic:blipFill>
-                    <a:blip r:embed="rId38"/>
+                    <a:blip r:embed="rId39"/>
                     <a:stretch>
                       <a:fillRect/>
                     </a:stretch>
@@ -13144,7 +14024,15 @@
         <w:t xml:space="preserve">: </w:t>
       </w:r>
       <w:r>
-        <w:t>Detailed Information View of the Registered Windows Endpoint in Wazuh Dashboard</w:t>
+        <w:t xml:space="preserve">Detailed Information View of the Registered Windows Endpoint in </w:t>
+      </w:r>
+      <w:proofErr w:type="spellStart"/>
+      <w:r>
+        <w:t>Wazuh</w:t>
+      </w:r>
+      <w:proofErr w:type="spellEnd"/>
+      <w:r>
+        <w:t xml:space="preserve"> Dashboard</w:t>
       </w:r>
       <w:bookmarkEnd w:id="60"/>
     </w:p>
@@ -13173,7 +14061,7 @@
                     <pic:cNvPicPr/>
                   </pic:nvPicPr>
                   <pic:blipFill>
-                    <a:blip r:embed="rId39"/>
+                    <a:blip r:embed="rId40"/>
                     <a:stretch>
                       <a:fillRect/>
                     </a:stretch>
@@ -13224,8 +14112,13 @@
       <w:r>
         <w:t xml:space="preserve">: </w:t>
       </w:r>
-      <w:r>
-        <w:t>Wazuh Agent Operational Logs Confirming Successful Communication with the Server</w:t>
+      <w:proofErr w:type="spellStart"/>
+      <w:r>
+        <w:t>Wazuh</w:t>
+      </w:r>
+      <w:proofErr w:type="spellEnd"/>
+      <w:r>
+        <w:t xml:space="preserve"> Agent Operational Logs Confirming Successful Communication with the Server</w:t>
       </w:r>
       <w:bookmarkEnd w:id="61"/>
     </w:p>
@@ -13249,7 +14142,21 @@
         <w:rPr>
           <w:lang w:val="en-IN"/>
         </w:rPr>
-        <w:t>Docker and Docker Compose were used to deploy the Dockerized AI security stack on the Ubuntu endpoint. This stack was designed to provide alert summarisation, security analysis, and remediation suggestions via an AI model</w:t>
+        <w:t xml:space="preserve">Docker and Docker Compose were used to deploy the </w:t>
+      </w:r>
+      <w:proofErr w:type="spellStart"/>
+      <w:r>
+        <w:rPr>
+          <w:lang w:val="en-IN"/>
+        </w:rPr>
+        <w:t>Dockerized</w:t>
+      </w:r>
+      <w:proofErr w:type="spellEnd"/>
+      <w:r>
+        <w:rPr>
+          <w:lang w:val="en-IN"/>
+        </w:rPr>
+        <w:t xml:space="preserve"> AI security stack on the Ubuntu endpoint. This stack was designed to provide alert summarisation, security analysis, and remediation suggestions via an AI model</w:t>
       </w:r>
       <w:r>
         <w:rPr>
@@ -13335,11 +14242,10 @@
           <w:iCs/>
           <w:lang w:val="en-IN"/>
         </w:rPr>
-        <w:t xml:space="preserve">    image: ollama/ollama</w:t>
-      </w:r>
-    </w:p>
-    <w:p>
-      <w:pPr>
+        <w:t xml:space="preserve">    image: </w:t>
+      </w:r>
+      <w:proofErr w:type="spellStart"/>
+      <w:r>
         <w:rPr>
           <w:b/>
           <w:bCs/>
@@ -13347,7 +14253,9 @@
           <w:iCs/>
           <w:lang w:val="en-IN"/>
         </w:rPr>
-      </w:pPr>
+        <w:t>ollama</w:t>
+      </w:r>
+      <w:proofErr w:type="spellEnd"/>
       <w:r>
         <w:rPr>
           <w:b/>
@@ -13356,11 +14264,10 @@
           <w:iCs/>
           <w:lang w:val="en-IN"/>
         </w:rPr>
-        <w:t xml:space="preserve">    container_name: ai-security</w:t>
-      </w:r>
-    </w:p>
-    <w:p>
-      <w:pPr>
+        <w:t>/</w:t>
+      </w:r>
+      <w:proofErr w:type="spellStart"/>
+      <w:r>
         <w:rPr>
           <w:b/>
           <w:bCs/>
@@ -13368,8 +14275,12 @@
           <w:iCs/>
           <w:lang w:val="en-IN"/>
         </w:rPr>
-      </w:pPr>
-      <w:r>
+        <w:t>ollama</w:t>
+      </w:r>
+      <w:proofErr w:type="spellEnd"/>
+    </w:p>
+    <w:p>
+      <w:pPr>
         <w:rPr>
           <w:b/>
           <w:bCs/>
@@ -13377,11 +14288,8 @@
           <w:iCs/>
           <w:lang w:val="en-IN"/>
         </w:rPr>
-        <w:t xml:space="preserve">    ports:</w:t>
-      </w:r>
-    </w:p>
-    <w:p>
-      <w:pPr>
+      </w:pPr>
+      <w:r>
         <w:rPr>
           <w:b/>
           <w:bCs/>
@@ -13389,7 +14297,9 @@
           <w:iCs/>
           <w:lang w:val="en-IN"/>
         </w:rPr>
-      </w:pPr>
+        <w:t xml:space="preserve">    </w:t>
+      </w:r>
+      <w:proofErr w:type="spellStart"/>
       <w:r>
         <w:rPr>
           <w:b/>
@@ -13398,11 +14308,10 @@
           <w:iCs/>
           <w:lang w:val="en-IN"/>
         </w:rPr>
-        <w:t xml:space="preserve">      - "11434:11434"</w:t>
-      </w:r>
-    </w:p>
-    <w:p>
-      <w:pPr>
+        <w:t>container_name</w:t>
+      </w:r>
+      <w:proofErr w:type="spellEnd"/>
+      <w:r>
         <w:rPr>
           <w:b/>
           <w:bCs/>
@@ -13410,8 +14319,11 @@
           <w:iCs/>
           <w:lang w:val="en-IN"/>
         </w:rPr>
-      </w:pPr>
-      <w:r>
+        <w:t>: ai-security</w:t>
+      </w:r>
+    </w:p>
+    <w:p>
+      <w:pPr>
         <w:rPr>
           <w:b/>
           <w:bCs/>
@@ -13419,11 +14331,8 @@
           <w:iCs/>
           <w:lang w:val="en-IN"/>
         </w:rPr>
-        <w:t xml:space="preserve">    restart: unless-stopped</w:t>
-      </w:r>
-    </w:p>
-    <w:p>
-      <w:pPr>
+      </w:pPr>
+      <w:r>
         <w:rPr>
           <w:b/>
           <w:bCs/>
@@ -13431,7 +14340,8 @@
           <w:iCs/>
           <w:lang w:val="en-IN"/>
         </w:rPr>
-      </w:pPr>
+        <w:t xml:space="preserve">    ports:</w:t>
+      </w:r>
     </w:p>
     <w:p>
       <w:pPr>
@@ -13451,7 +14361,7 @@
           <w:iCs/>
           <w:lang w:val="en-IN"/>
         </w:rPr>
-        <w:t xml:space="preserve">  remediation-engine:</w:t>
+        <w:t xml:space="preserve">      - "11434:11434"</w:t>
       </w:r>
     </w:p>
     <w:p>
@@ -13472,8 +14382,7 @@
           <w:iCs/>
           <w:lang w:val="en-IN"/>
         </w:rPr>
-        <w:lastRenderedPageBreak/>
-        <w:t xml:space="preserve">    image: nginx:latest</w:t>
+        <w:t xml:space="preserve">    restart: unless-stopped</w:t>
       </w:r>
     </w:p>
     <w:p>
@@ -13486,7 +14395,9 @@
           <w:lang w:val="en-IN"/>
         </w:rPr>
       </w:pPr>
-      <w:r>
+    </w:p>
+    <w:p>
+      <w:pPr>
         <w:rPr>
           <w:b/>
           <w:bCs/>
@@ -13494,7 +14405,93 @@
           <w:iCs/>
           <w:lang w:val="en-IN"/>
         </w:rPr>
-        <w:t xml:space="preserve">    container_name: remediation-engine</w:t>
+      </w:pPr>
+      <w:r>
+        <w:rPr>
+          <w:b/>
+          <w:bCs/>
+          <w:i/>
+          <w:iCs/>
+          <w:lang w:val="en-IN"/>
+        </w:rPr>
+        <w:t xml:space="preserve">  remediation-engine:</w:t>
+      </w:r>
+    </w:p>
+    <w:p>
+      <w:pPr>
+        <w:rPr>
+          <w:b/>
+          <w:bCs/>
+          <w:i/>
+          <w:iCs/>
+          <w:lang w:val="en-IN"/>
+        </w:rPr>
+      </w:pPr>
+      <w:r>
+        <w:rPr>
+          <w:b/>
+          <w:bCs/>
+          <w:i/>
+          <w:iCs/>
+          <w:lang w:val="en-IN"/>
+        </w:rPr>
+        <w:lastRenderedPageBreak/>
+        <w:t xml:space="preserve">    image: </w:t>
+      </w:r>
+      <w:proofErr w:type="spellStart"/>
+      <w:r>
+        <w:rPr>
+          <w:b/>
+          <w:bCs/>
+          <w:i/>
+          <w:iCs/>
+          <w:lang w:val="en-IN"/>
+        </w:rPr>
+        <w:t>nginx:latest</w:t>
+      </w:r>
+      <w:proofErr w:type="spellEnd"/>
+    </w:p>
+    <w:p>
+      <w:pPr>
+        <w:rPr>
+          <w:b/>
+          <w:bCs/>
+          <w:i/>
+          <w:iCs/>
+          <w:lang w:val="en-IN"/>
+        </w:rPr>
+      </w:pPr>
+      <w:r>
+        <w:rPr>
+          <w:b/>
+          <w:bCs/>
+          <w:i/>
+          <w:iCs/>
+          <w:lang w:val="en-IN"/>
+        </w:rPr>
+        <w:t xml:space="preserve">    </w:t>
+      </w:r>
+      <w:proofErr w:type="spellStart"/>
+      <w:r>
+        <w:rPr>
+          <w:b/>
+          <w:bCs/>
+          <w:i/>
+          <w:iCs/>
+          <w:lang w:val="en-IN"/>
+        </w:rPr>
+        <w:t>container_name</w:t>
+      </w:r>
+      <w:proofErr w:type="spellEnd"/>
+      <w:r>
+        <w:rPr>
+          <w:b/>
+          <w:bCs/>
+          <w:i/>
+          <w:iCs/>
+          <w:lang w:val="en-IN"/>
+        </w:rPr>
+        <w:t>: remediation-engine</w:t>
       </w:r>
     </w:p>
     <w:p>
@@ -13675,11 +14672,19 @@
                 <w:lang w:val="en-IN"/>
               </w:rPr>
             </w:pPr>
-            <w:r>
-              <w:rPr>
-                <w:lang w:val="en-IN"/>
-              </w:rPr>
-              <w:t>Ollama AI Service</w:t>
+            <w:proofErr w:type="spellStart"/>
+            <w:r>
+              <w:rPr>
+                <w:lang w:val="en-IN"/>
+              </w:rPr>
+              <w:t>Ollama</w:t>
+            </w:r>
+            <w:proofErr w:type="spellEnd"/>
+            <w:r>
+              <w:rPr>
+                <w:lang w:val="en-IN"/>
+              </w:rPr>
+              <w:t xml:space="preserve"> AI Service</w:t>
             </w:r>
           </w:p>
         </w:tc>
@@ -13719,7 +14724,21 @@
               <w:rPr>
                 <w:lang w:val="en-IN"/>
               </w:rPr>
-              <w:t>Hosts the TinyLlama model and provides AI-assisted alert analysis and remediation recommendations.</w:t>
+              <w:t xml:space="preserve">Hosts the </w:t>
+            </w:r>
+            <w:proofErr w:type="spellStart"/>
+            <w:r>
+              <w:rPr>
+                <w:lang w:val="en-IN"/>
+              </w:rPr>
+              <w:t>TinyLlama</w:t>
+            </w:r>
+            <w:proofErr w:type="spellEnd"/>
+            <w:r>
+              <w:rPr>
+                <w:lang w:val="en-IN"/>
+              </w:rPr>
+              <w:t xml:space="preserve"> model and provides AI-assisted alert analysis and remediation recommendations.</w:t>
             </w:r>
           </w:p>
         </w:tc>
@@ -13823,8 +14842,16 @@
               <w:rPr>
                 <w:lang w:val="en-IN"/>
               </w:rPr>
-              <w:t>ai-security-stack_default</w:t>
-            </w:r>
+              <w:t>ai-security-</w:t>
+            </w:r>
+            <w:proofErr w:type="spellStart"/>
+            <w:r>
+              <w:rPr>
+                <w:lang w:val="en-IN"/>
+              </w:rPr>
+              <w:t>stack_default</w:t>
+            </w:r>
+            <w:proofErr w:type="spellEnd"/>
           </w:p>
         </w:tc>
         <w:tc>
@@ -13843,7 +14870,21 @@
               <w:rPr>
                 <w:lang w:val="en-IN"/>
               </w:rPr>
-              <w:t>Provides internal communication between the Dockerized services.</w:t>
+              <w:t xml:space="preserve">Provides internal communication between the </w:t>
+            </w:r>
+            <w:proofErr w:type="spellStart"/>
+            <w:r>
+              <w:rPr>
+                <w:lang w:val="en-IN"/>
+              </w:rPr>
+              <w:t>Dockerized</w:t>
+            </w:r>
+            <w:proofErr w:type="spellEnd"/>
+            <w:r>
+              <w:rPr>
+                <w:lang w:val="en-IN"/>
+              </w:rPr>
+              <w:t xml:space="preserve"> services.</w:t>
             </w:r>
           </w:p>
         </w:tc>
@@ -13872,11 +14913,47 @@
           <w:lang w:val="en-IN"/>
         </w:rPr>
       </w:pPr>
-      <w:r>
-        <w:rPr>
-          <w:lang w:val="en-IN"/>
-        </w:rPr>
-        <w:t>TinyLlama was installed within the Ollama container to create remediation guidance for suspicious endpoint activity. The AI component was not allowed to have unrestricted command execution access. Remediation actions, rather, were prestated and manually checked</w:t>
+      <w:proofErr w:type="spellStart"/>
+      <w:r>
+        <w:rPr>
+          <w:lang w:val="en-IN"/>
+        </w:rPr>
+        <w:t>TinyLlama</w:t>
+      </w:r>
+      <w:proofErr w:type="spellEnd"/>
+      <w:r>
+        <w:rPr>
+          <w:lang w:val="en-IN"/>
+        </w:rPr>
+        <w:t xml:space="preserve"> was installed within the </w:t>
+      </w:r>
+      <w:proofErr w:type="spellStart"/>
+      <w:r>
+        <w:rPr>
+          <w:lang w:val="en-IN"/>
+        </w:rPr>
+        <w:t>Ollama</w:t>
+      </w:r>
+      <w:proofErr w:type="spellEnd"/>
+      <w:r>
+        <w:rPr>
+          <w:lang w:val="en-IN"/>
+        </w:rPr>
+        <w:t xml:space="preserve"> container to create remediation guidance for suspicious endpoint activity. The AI component was not allowed to have unrestricted command execution access. Remediation actions, rather, were </w:t>
+      </w:r>
+      <w:proofErr w:type="spellStart"/>
+      <w:r>
+        <w:rPr>
+          <w:lang w:val="en-IN"/>
+        </w:rPr>
+        <w:t>prestated</w:t>
+      </w:r>
+      <w:proofErr w:type="spellEnd"/>
+      <w:r>
+        <w:rPr>
+          <w:lang w:val="en-IN"/>
+        </w:rPr>
+        <w:t xml:space="preserve"> and manually checked</w:t>
       </w:r>
       <w:r>
         <w:rPr>
@@ -14040,7 +15117,7 @@
                     <pic:cNvPicPr/>
                   </pic:nvPicPr>
                   <pic:blipFill>
-                    <a:blip r:embed="rId40"/>
+                    <a:blip r:embed="rId41"/>
                     <a:stretch>
                       <a:fillRect/>
                     </a:stretch>
@@ -14122,7 +15199,7 @@
                     <pic:cNvPicPr/>
                   </pic:nvPicPr>
                   <pic:blipFill>
-                    <a:blip r:embed="rId41"/>
+                    <a:blip r:embed="rId42"/>
                     <a:stretch>
                       <a:fillRect/>
                     </a:stretch>
@@ -14206,7 +15283,7 @@
                     <pic:cNvPicPr/>
                   </pic:nvPicPr>
                   <pic:blipFill>
-                    <a:blip r:embed="rId42"/>
+                    <a:blip r:embed="rId43"/>
                     <a:stretch>
                       <a:fillRect/>
                     </a:stretch>
@@ -14261,7 +15338,15 @@
         <w:t xml:space="preserve">: </w:t>
       </w:r>
       <w:r>
-        <w:t>Execution of TinyLlama AI Model for Automated Security Remediation Recommendations</w:t>
+        <w:t xml:space="preserve">Execution of </w:t>
+      </w:r>
+      <w:proofErr w:type="spellStart"/>
+      <w:r>
+        <w:t>TinyLlama</w:t>
+      </w:r>
+      <w:proofErr w:type="spellEnd"/>
+      <w:r>
+        <w:t xml:space="preserve"> AI Model for Automated Security Remediation Recommendations</w:t>
       </w:r>
       <w:bookmarkEnd w:id="65"/>
     </w:p>
@@ -14290,7 +15375,7 @@
                     <pic:cNvPicPr/>
                   </pic:nvPicPr>
                   <pic:blipFill>
-                    <a:blip r:embed="rId43"/>
+                    <a:blip r:embed="rId44"/>
                     <a:stretch>
                       <a:fillRect/>
                     </a:stretch>
@@ -14675,13 +15760,23 @@
                 <w:lang w:val="en-IN"/>
               </w:rPr>
             </w:pPr>
-            <w:r>
-              <w:rPr>
-                <w:sz w:val="20"/>
-                <w:szCs w:val="20"/>
-                <w:lang w:val="en-IN"/>
-              </w:rPr>
-              <w:t>Wazuh generates user account creation alert</w:t>
+            <w:proofErr w:type="spellStart"/>
+            <w:r>
+              <w:rPr>
+                <w:sz w:val="20"/>
+                <w:szCs w:val="20"/>
+                <w:lang w:val="en-IN"/>
+              </w:rPr>
+              <w:t>Wazuh</w:t>
+            </w:r>
+            <w:proofErr w:type="spellEnd"/>
+            <w:r>
+              <w:rPr>
+                <w:sz w:val="20"/>
+                <w:szCs w:val="20"/>
+                <w:lang w:val="en-IN"/>
+              </w:rPr>
+              <w:t xml:space="preserve"> generates user account creation alert</w:t>
             </w:r>
           </w:p>
         </w:tc>
@@ -14803,7 +15898,25 @@
                 <w:szCs w:val="20"/>
                 <w:lang w:val="en-IN"/>
               </w:rPr>
-              <w:t>Added user to Administrators group using net localgroup administrator’s hacker /add</w:t>
+              <w:t xml:space="preserve">Added user to Administrators group using net </w:t>
+            </w:r>
+            <w:proofErr w:type="spellStart"/>
+            <w:r>
+              <w:rPr>
+                <w:sz w:val="20"/>
+                <w:szCs w:val="20"/>
+                <w:lang w:val="en-IN"/>
+              </w:rPr>
+              <w:t>localgroup</w:t>
+            </w:r>
+            <w:proofErr w:type="spellEnd"/>
+            <w:r>
+              <w:rPr>
+                <w:sz w:val="20"/>
+                <w:szCs w:val="20"/>
+                <w:lang w:val="en-IN"/>
+              </w:rPr>
+              <w:t xml:space="preserve"> administrator’s hacker /add</w:t>
             </w:r>
           </w:p>
         </w:tc>
@@ -14821,13 +15934,23 @@
                 <w:lang w:val="en-IN"/>
               </w:rPr>
             </w:pPr>
-            <w:r>
-              <w:rPr>
-                <w:sz w:val="20"/>
-                <w:szCs w:val="20"/>
-                <w:lang w:val="en-IN"/>
-              </w:rPr>
-              <w:t>Wazuh generates account modification alert</w:t>
+            <w:proofErr w:type="spellStart"/>
+            <w:r>
+              <w:rPr>
+                <w:sz w:val="20"/>
+                <w:szCs w:val="20"/>
+                <w:lang w:val="en-IN"/>
+              </w:rPr>
+              <w:t>Wazuh</w:t>
+            </w:r>
+            <w:proofErr w:type="spellEnd"/>
+            <w:r>
+              <w:rPr>
+                <w:sz w:val="20"/>
+                <w:szCs w:val="20"/>
+                <w:lang w:val="en-IN"/>
+              </w:rPr>
+              <w:t xml:space="preserve"> generates account modification alert</w:t>
             </w:r>
           </w:p>
         </w:tc>
@@ -14949,7 +16072,43 @@
                 <w:szCs w:val="20"/>
                 <w:lang w:val="en-IN"/>
               </w:rPr>
-              <w:t>Executed sudo su and verified root access</w:t>
+              <w:t xml:space="preserve">Executed </w:t>
+            </w:r>
+            <w:proofErr w:type="spellStart"/>
+            <w:r>
+              <w:rPr>
+                <w:sz w:val="20"/>
+                <w:szCs w:val="20"/>
+                <w:lang w:val="en-IN"/>
+              </w:rPr>
+              <w:t>sudo</w:t>
+            </w:r>
+            <w:proofErr w:type="spellEnd"/>
+            <w:r>
+              <w:rPr>
+                <w:sz w:val="20"/>
+                <w:szCs w:val="20"/>
+                <w:lang w:val="en-IN"/>
+              </w:rPr>
+              <w:t xml:space="preserve"> </w:t>
+            </w:r>
+            <w:proofErr w:type="spellStart"/>
+            <w:r>
+              <w:rPr>
+                <w:sz w:val="20"/>
+                <w:szCs w:val="20"/>
+                <w:lang w:val="en-IN"/>
+              </w:rPr>
+              <w:t>su</w:t>
+            </w:r>
+            <w:proofErr w:type="spellEnd"/>
+            <w:r>
+              <w:rPr>
+                <w:sz w:val="20"/>
+                <w:szCs w:val="20"/>
+                <w:lang w:val="en-IN"/>
+              </w:rPr>
+              <w:t xml:space="preserve"> and verified root access</w:t>
             </w:r>
           </w:p>
         </w:tc>
@@ -14967,13 +16126,23 @@
                 <w:lang w:val="en-IN"/>
               </w:rPr>
             </w:pPr>
-            <w:r>
-              <w:rPr>
-                <w:sz w:val="20"/>
-                <w:szCs w:val="20"/>
-                <w:lang w:val="en-IN"/>
-              </w:rPr>
-              <w:t>Wazuh generates privilege escalation alert</w:t>
+            <w:proofErr w:type="spellStart"/>
+            <w:r>
+              <w:rPr>
+                <w:sz w:val="20"/>
+                <w:szCs w:val="20"/>
+                <w:lang w:val="en-IN"/>
+              </w:rPr>
+              <w:t>Wazuh</w:t>
+            </w:r>
+            <w:proofErr w:type="spellEnd"/>
+            <w:r>
+              <w:rPr>
+                <w:sz w:val="20"/>
+                <w:szCs w:val="20"/>
+                <w:lang w:val="en-IN"/>
+              </w:rPr>
+              <w:t xml:space="preserve"> generates privilege escalation alert</w:t>
             </w:r>
           </w:p>
         </w:tc>
@@ -15113,13 +16282,23 @@
                 <w:lang w:val="en-IN"/>
               </w:rPr>
             </w:pPr>
-            <w:r>
-              <w:rPr>
-                <w:sz w:val="20"/>
-                <w:szCs w:val="20"/>
-                <w:lang w:val="en-IN"/>
-              </w:rPr>
-              <w:t>Wazuh generates authentication failure alert</w:t>
+            <w:proofErr w:type="spellStart"/>
+            <w:r>
+              <w:rPr>
+                <w:sz w:val="20"/>
+                <w:szCs w:val="20"/>
+                <w:lang w:val="en-IN"/>
+              </w:rPr>
+              <w:t>Wazuh</w:t>
+            </w:r>
+            <w:proofErr w:type="spellEnd"/>
+            <w:r>
+              <w:rPr>
+                <w:sz w:val="20"/>
+                <w:szCs w:val="20"/>
+                <w:lang w:val="en-IN"/>
+              </w:rPr>
+              <w:t xml:space="preserve"> generates authentication failure alert</w:t>
             </w:r>
           </w:p>
         </w:tc>
@@ -15241,7 +16420,25 @@
                 <w:szCs w:val="20"/>
                 <w:lang w:val="en-IN"/>
               </w:rPr>
-              <w:t>Executed sudo apt update</w:t>
+              <w:t xml:space="preserve">Executed </w:t>
+            </w:r>
+            <w:proofErr w:type="spellStart"/>
+            <w:r>
+              <w:rPr>
+                <w:sz w:val="20"/>
+                <w:szCs w:val="20"/>
+                <w:lang w:val="en-IN"/>
+              </w:rPr>
+              <w:t>sudo</w:t>
+            </w:r>
+            <w:proofErr w:type="spellEnd"/>
+            <w:r>
+              <w:rPr>
+                <w:sz w:val="20"/>
+                <w:szCs w:val="20"/>
+                <w:lang w:val="en-IN"/>
+              </w:rPr>
+              <w:t xml:space="preserve"> apt update</w:t>
             </w:r>
           </w:p>
         </w:tc>
@@ -15259,13 +16456,23 @@
                 <w:lang w:val="en-IN"/>
               </w:rPr>
             </w:pPr>
-            <w:r>
-              <w:rPr>
-                <w:sz w:val="20"/>
-                <w:szCs w:val="20"/>
-                <w:lang w:val="en-IN"/>
-              </w:rPr>
-              <w:t>Wazuh generates package management events</w:t>
+            <w:proofErr w:type="spellStart"/>
+            <w:r>
+              <w:rPr>
+                <w:sz w:val="20"/>
+                <w:szCs w:val="20"/>
+                <w:lang w:val="en-IN"/>
+              </w:rPr>
+              <w:t>Wazuh</w:t>
+            </w:r>
+            <w:proofErr w:type="spellEnd"/>
+            <w:r>
+              <w:rPr>
+                <w:sz w:val="20"/>
+                <w:szCs w:val="20"/>
+                <w:lang w:val="en-IN"/>
+              </w:rPr>
+              <w:t xml:space="preserve"> generates package management events</w:t>
             </w:r>
           </w:p>
         </w:tc>
@@ -15649,13 +16856,23 @@
                 <w:lang w:val="en-IN"/>
               </w:rPr>
             </w:pPr>
-            <w:r>
-              <w:rPr>
-                <w:sz w:val="20"/>
-                <w:szCs w:val="20"/>
-                <w:lang w:val="en-IN"/>
-              </w:rPr>
-              <w:t>TinyLlama AI Model Validation</w:t>
+            <w:proofErr w:type="spellStart"/>
+            <w:r>
+              <w:rPr>
+                <w:sz w:val="20"/>
+                <w:szCs w:val="20"/>
+                <w:lang w:val="en-IN"/>
+              </w:rPr>
+              <w:t>TinyLlama</w:t>
+            </w:r>
+            <w:proofErr w:type="spellEnd"/>
+            <w:r>
+              <w:rPr>
+                <w:sz w:val="20"/>
+                <w:szCs w:val="20"/>
+                <w:lang w:val="en-IN"/>
+              </w:rPr>
+              <w:t xml:space="preserve"> AI Model Validation</w:t>
             </w:r>
           </w:p>
         </w:tc>
@@ -15679,7 +16896,25 @@
                 <w:szCs w:val="20"/>
                 <w:lang w:val="en-IN"/>
               </w:rPr>
-              <w:t>Executed TinyLlama remediation prompt</w:t>
+              <w:t xml:space="preserve">Executed </w:t>
+            </w:r>
+            <w:proofErr w:type="spellStart"/>
+            <w:r>
+              <w:rPr>
+                <w:sz w:val="20"/>
+                <w:szCs w:val="20"/>
+                <w:lang w:val="en-IN"/>
+              </w:rPr>
+              <w:t>TinyLlama</w:t>
+            </w:r>
+            <w:proofErr w:type="spellEnd"/>
+            <w:r>
+              <w:rPr>
+                <w:sz w:val="20"/>
+                <w:szCs w:val="20"/>
+                <w:lang w:val="en-IN"/>
+              </w:rPr>
+              <w:t xml:space="preserve"> remediation prompt</w:t>
             </w:r>
           </w:p>
         </w:tc>
@@ -16068,7 +17303,21 @@
         <w:rPr>
           <w:lang w:val="en-IN"/>
         </w:rPr>
-        <w:t xml:space="preserve">Ten validation tests were conducted on the Windows endpoint, Ubuntu endpoint, Wazuh SIEM platform, Docker infrastructure, and AI-assisted remediation environment. All test cases were successfully executed and showed the effectiveness of the monitoring, detection and remediation implemented in the isolated laboratory </w:t>
+        <w:t xml:space="preserve">Ten validation tests were conducted on the Windows endpoint, Ubuntu endpoint, </w:t>
+      </w:r>
+      <w:proofErr w:type="spellStart"/>
+      <w:r>
+        <w:rPr>
+          <w:lang w:val="en-IN"/>
+        </w:rPr>
+        <w:t>Wazuh</w:t>
+      </w:r>
+      <w:proofErr w:type="spellEnd"/>
+      <w:r>
+        <w:rPr>
+          <w:lang w:val="en-IN"/>
+        </w:rPr>
+        <w:t xml:space="preserve"> SIEM platform, Docker infrastructure, and AI-assisted remediation environment. All test cases were successfully executed and showed the effectiveness of the monitoring, detection and remediation implemented in the isolated laboratory </w:t>
       </w:r>
       <w:r>
         <w:rPr>
@@ -16097,7 +17346,7 @@
       </w:pPr>
     </w:p>
     <w:sectPr>
-      <w:footerReference w:type="default" r:id="rId44"/>
+      <w:footerReference w:type="default" r:id="rId45"/>
       <w:pgSz w:w="11906" w:h="16838"/>
       <w:pgMar w:top="1440" w:right="1440" w:bottom="1440" w:left="1440" w:header="708" w:footer="708" w:gutter="0"/>
       <w:cols w:space="708"/>
@@ -19007,6 +20256,7 @@
   <w:style w:type="character" w:default="1" w:styleId="DefaultParagraphFont">
     <w:name w:val="Default Paragraph Font"/>
     <w:uiPriority w:val="1"/>
+    <w:semiHidden/>
     <w:unhideWhenUsed/>
   </w:style>
   <w:style w:type="table" w:default="1" w:styleId="TableNormal">
